--- a/src/data/documents/7. ĐỊNH LƯỢNG BILIRUBIN TOÀN PHẦN.docx
+++ b/src/data/documents/7. ĐỊNH LƯỢNG BILIRUBIN TOÀN PHẦN.docx
@@ -1,10 +1,11 @@
 
 <file path=word/document.xml><?xml version="1.0" encoding="utf-8"?>
-<w:document xmlns:wpc="http://schemas.microsoft.com/office/word/2010/wordprocessingCanvas" xmlns:cx="http://schemas.microsoft.com/office/drawing/2014/chartex" xmlns:mc="http://schemas.openxmlformats.org/markup-compatibility/2006" xmlns:o="urn:schemas-microsoft-com:office:office" xmlns:r="http://schemas.openxmlformats.org/officeDocument/2006/relationships" xmlns:m="http://schemas.openxmlformats.org/officeDocument/2006/math" xmlns:v="urn:schemas-microsoft-com:vml" xmlns:wp14="http://schemas.microsoft.com/office/word/2010/wordprocessingDrawing" xmlns:wp="http://schemas.openxmlformats.org/drawingml/2006/wordprocessingDrawing" xmlns:w10="urn:schemas-microsoft-com:office:word" xmlns:w="http://schemas.openxmlformats.org/wordprocessingml/2006/main" xmlns:w14="http://schemas.microsoft.com/office/word/2010/wordml" xmlns:w15="http://schemas.microsoft.com/office/word/2012/wordml" xmlns:w16se="http://schemas.microsoft.com/office/word/2015/wordml/symex" xmlns:wpg="http://schemas.microsoft.com/office/word/2010/wordprocessingGroup" xmlns:wpi="http://schemas.microsoft.com/office/word/2010/wordprocessingInk" xmlns:wne="http://schemas.microsoft.com/office/word/2006/wordml" xmlns:wps="http://schemas.microsoft.com/office/word/2010/wordprocessingShape" mc:Ignorable="w14 w15 w16se wp14">
+<w:document xmlns:o="urn:schemas-microsoft-com:office:office" xmlns:r="http://schemas.openxmlformats.org/officeDocument/2006/relationships" xmlns:v="urn:schemas-microsoft-com:vml" xmlns:w="http://schemas.openxmlformats.org/wordprocessingml/2006/main" xmlns:w10="urn:schemas-microsoft-com:office:word" xmlns:wp="http://schemas.openxmlformats.org/drawingml/2006/wordprocessingDrawing" xmlns:pic="http://schemas.openxmlformats.org/drawingml/2006/picture" xmlns:wps="http://schemas.microsoft.com/office/word/2010/wordprocessingShape" xmlns:wpg="http://schemas.microsoft.com/office/word/2010/wordprocessingGroup" xmlns:mc="http://schemas.openxmlformats.org/markup-compatibility/2006" xmlns:wp14="http://schemas.microsoft.com/office/word/2010/wordprocessingDrawing" xmlns:w14="http://schemas.microsoft.com/office/word/2010/wordml" xmlns:w15="http://schemas.microsoft.com/office/word/2012/wordml" mc:Ignorable="w14 wp14 w15">
   <w:body>
     <w:p>
       <w:pPr>
-        <w:spacing w:after="0" w:line="240" w:lineRule="auto"/>
+        <w:pStyle w:val="Normal"/>
+        <w:spacing w:lineRule="auto" w:line="240" w:before="0" w:after="0"/>
         <w:jc w:val="center"/>
         <w:rPr>
           <w:rFonts w:eastAsia="Times New Roman" w:cs="Times New Roman"/>
@@ -25,7 +26,8 @@
     </w:p>
     <w:p>
       <w:pPr>
-        <w:spacing w:after="0" w:line="240" w:lineRule="auto"/>
+        <w:pStyle w:val="Normal"/>
+        <w:spacing w:lineRule="auto" w:line="240" w:before="0" w:after="0"/>
         <w:jc w:val="center"/>
         <w:rPr>
           <w:rFonts w:eastAsia="Times New Roman" w:cs="Times New Roman"/>
@@ -33,32 +35,47 @@
           <w:szCs w:val="26"/>
         </w:rPr>
       </w:pPr>
-    </w:p>
-    <w:p>
-      <w:pPr>
+      <w:r>
+        <w:rPr>
+          <w:rFonts w:eastAsia="Times New Roman" w:cs="Times New Roman"/>
+          <w:b/>
+          <w:szCs w:val="26"/>
+        </w:rPr>
+      </w:r>
+    </w:p>
+    <w:p>
+      <w:pPr>
+        <w:pStyle w:val="Normal"/>
         <w:numPr>
           <w:ilvl w:val="0"/>
           <w:numId w:val="1"/>
         </w:numPr>
-        <w:spacing w:before="60" w:after="60" w:line="276" w:lineRule="auto"/>
-        <w:contextualSpacing/>
-        <w:rPr>
-          <w:rFonts w:eastAsia="Times New Roman" w:cs="Times New Roman"/>
-          <w:szCs w:val="26"/>
-        </w:rPr>
-      </w:pPr>
-      <w:r>
-        <w:rPr>
-          <w:rFonts w:eastAsia="Times New Roman" w:cs="Times New Roman"/>
-          <w:szCs w:val="26"/>
-          <w:highlight w:val="yellow"/>
+        <w:spacing w:lineRule="auto" w:line="276" w:before="60" w:after="60"/>
+        <w:contextualSpacing/>
+        <w:rPr>
+          <w:b/>
+          <w:bCs/>
+          <w:highlight w:val="none"/>
+          <w:shd w:fill="auto" w:val="clear"/>
+        </w:rPr>
+      </w:pPr>
+      <w:r>
+        <w:rPr>
+          <w:rFonts w:eastAsia="Times New Roman" w:cs="Times New Roman"/>
+          <w:b/>
+          <w:bCs/>
+          <w:szCs w:val="26"/>
+          <w:shd w:fill="auto" w:val="clear"/>
         </w:rPr>
         <w:t>Kỹ thuật viên thực hiện xét nghiệm định lượng Bilirubin toàn phần (BIL.T) cho một mẫu bệnh phẩm bị đục do nồng độ Triglyceride vượt quá ngưỡng gây nhiễu. Kỹ thuật viên tiến hành hòa loãng bệnh phẩm 5 lần và chạy mẫu trên hệ thống máy phân tích có cài đặt chế độ "hòa loãng tự động" (auto-dilution). Sau khi máy hoàn tất phân tích và hiển thị kết quả trên màn hình là 120 pmol/L, hành động xử lý kết quả nào sau đây là ĐÚNG theo quy trình?</w:t>
       </w:r>
       <w:r>
         <w:rPr>
           <w:rFonts w:eastAsia="Times New Roman" w:cs="Times New Roman"/>
-          <w:szCs w:val="26"/>
+          <w:b/>
+          <w:bCs/>
+          <w:szCs w:val="26"/>
+          <w:shd w:fill="auto" w:val="clear"/>
           <w:lang w:val="vi-VN"/>
         </w:rPr>
         <w:t xml:space="preserve"> </w:t>
@@ -66,8 +83,10 @@
       <w:r>
         <w:rPr>
           <w:rFonts w:eastAsia="Times New Roman" w:cs="Times New Roman"/>
-          <w:szCs w:val="26"/>
-          <w:highlight w:val="yellow"/>
+          <w:b/>
+          <w:bCs/>
+          <w:szCs w:val="26"/>
+          <w:shd w:fill="auto" w:val="clear"/>
           <w:lang w:val="vi-VN"/>
         </w:rPr>
         <w:t>Không</w:t>
@@ -75,7 +94,10 @@
       <w:r>
         <w:rPr>
           <w:rFonts w:eastAsia="Times New Roman" w:cs="Times New Roman"/>
-          <w:szCs w:val="26"/>
+          <w:b/>
+          <w:bCs/>
+          <w:szCs w:val="26"/>
+          <w:shd w:fill="auto" w:val="clear"/>
           <w:lang w:val="vi-VN"/>
         </w:rPr>
         <w:t xml:space="preserve"> </w:t>
@@ -83,8 +105,10 @@
       <w:r>
         <w:rPr>
           <w:rFonts w:eastAsia="Times New Roman" w:cs="Times New Roman"/>
-          <w:szCs w:val="26"/>
-          <w:highlight w:val="yellow"/>
+          <w:b/>
+          <w:bCs/>
+          <w:szCs w:val="26"/>
+          <w:shd w:fill="auto" w:val="clear"/>
           <w:lang w:val="vi-VN"/>
         </w:rPr>
         <w:t>phù</w:t>
@@ -92,7 +116,10 @@
       <w:r>
         <w:rPr>
           <w:rFonts w:eastAsia="Times New Roman" w:cs="Times New Roman"/>
-          <w:szCs w:val="26"/>
+          <w:b/>
+          <w:bCs/>
+          <w:szCs w:val="26"/>
+          <w:shd w:fill="auto" w:val="clear"/>
           <w:lang w:val="vi-VN"/>
         </w:rPr>
         <w:t xml:space="preserve"> </w:t>
@@ -100,8 +127,10 @@
       <w:r>
         <w:rPr>
           <w:rFonts w:eastAsia="Times New Roman" w:cs="Times New Roman"/>
-          <w:szCs w:val="26"/>
-          <w:highlight w:val="yellow"/>
+          <w:b/>
+          <w:bCs/>
+          <w:szCs w:val="26"/>
+          <w:shd w:fill="auto" w:val="clear"/>
           <w:lang w:val="vi-VN"/>
         </w:rPr>
         <w:t>hợp</w:t>
@@ -109,7 +138,10 @@
       <w:r>
         <w:rPr>
           <w:rFonts w:eastAsia="Times New Roman" w:cs="Times New Roman"/>
-          <w:szCs w:val="26"/>
+          <w:b/>
+          <w:bCs/>
+          <w:szCs w:val="26"/>
+          <w:shd w:fill="auto" w:val="clear"/>
           <w:lang w:val="vi-VN"/>
         </w:rPr>
         <w:t xml:space="preserve"> </w:t>
@@ -117,8 +149,10 @@
       <w:r>
         <w:rPr>
           <w:rFonts w:eastAsia="Times New Roman" w:cs="Times New Roman"/>
-          <w:szCs w:val="26"/>
-          <w:highlight w:val="yellow"/>
+          <w:b/>
+          <w:bCs/>
+          <w:szCs w:val="26"/>
+          <w:shd w:fill="auto" w:val="clear"/>
           <w:lang w:val="vi-VN"/>
         </w:rPr>
         <w:t>thực</w:t>
@@ -126,7 +160,10 @@
       <w:r>
         <w:rPr>
           <w:rFonts w:eastAsia="Times New Roman" w:cs="Times New Roman"/>
-          <w:szCs w:val="26"/>
+          <w:b/>
+          <w:bCs/>
+          <w:szCs w:val="26"/>
+          <w:shd w:fill="auto" w:val="clear"/>
           <w:lang w:val="vi-VN"/>
         </w:rPr>
         <w:t xml:space="preserve"> </w:t>
@@ -134,8 +171,10 @@
       <w:r>
         <w:rPr>
           <w:rFonts w:eastAsia="Times New Roman" w:cs="Times New Roman"/>
-          <w:szCs w:val="26"/>
-          <w:highlight w:val="yellow"/>
+          <w:b/>
+          <w:bCs/>
+          <w:szCs w:val="26"/>
+          <w:shd w:fill="auto" w:val="clear"/>
           <w:lang w:val="vi-VN"/>
         </w:rPr>
         <w:t>tế</w:t>
@@ -143,7 +182,10 @@
       <w:r>
         <w:rPr>
           <w:rFonts w:eastAsia="Times New Roman" w:cs="Times New Roman"/>
-          <w:szCs w:val="26"/>
+          <w:b/>
+          <w:bCs/>
+          <w:szCs w:val="26"/>
+          <w:shd w:fill="auto" w:val="clear"/>
           <w:lang w:val="vi-VN"/>
         </w:rPr>
         <w:t xml:space="preserve">: </w:t>
@@ -151,8 +193,10 @@
       <w:r>
         <w:rPr>
           <w:rFonts w:eastAsia="Times New Roman" w:cs="Times New Roman"/>
-          <w:szCs w:val="26"/>
-          <w:highlight w:val="yellow"/>
+          <w:b/>
+          <w:bCs/>
+          <w:szCs w:val="26"/>
+          <w:shd w:fill="auto" w:val="clear"/>
           <w:lang w:val="vi-VN"/>
         </w:rPr>
         <w:t>máy</w:t>
@@ -160,7 +204,10 @@
       <w:r>
         <w:rPr>
           <w:rFonts w:eastAsia="Times New Roman" w:cs="Times New Roman"/>
-          <w:szCs w:val="26"/>
+          <w:b/>
+          <w:bCs/>
+          <w:szCs w:val="26"/>
+          <w:shd w:fill="auto" w:val="clear"/>
           <w:lang w:val="vi-VN"/>
         </w:rPr>
         <w:t xml:space="preserve"> </w:t>
@@ -168,8 +215,10 @@
       <w:r>
         <w:rPr>
           <w:rFonts w:eastAsia="Times New Roman" w:cs="Times New Roman"/>
-          <w:szCs w:val="26"/>
-          <w:highlight w:val="yellow"/>
+          <w:b/>
+          <w:bCs/>
+          <w:szCs w:val="26"/>
+          <w:shd w:fill="auto" w:val="clear"/>
           <w:lang w:val="vi-VN"/>
         </w:rPr>
         <w:t>xét</w:t>
@@ -177,7 +226,10 @@
       <w:r>
         <w:rPr>
           <w:rFonts w:eastAsia="Times New Roman" w:cs="Times New Roman"/>
-          <w:szCs w:val="26"/>
+          <w:b/>
+          <w:bCs/>
+          <w:szCs w:val="26"/>
+          <w:shd w:fill="auto" w:val="clear"/>
           <w:lang w:val="vi-VN"/>
         </w:rPr>
         <w:t xml:space="preserve"> </w:t>
@@ -185,8 +237,10 @@
       <w:r>
         <w:rPr>
           <w:rFonts w:eastAsia="Times New Roman" w:cs="Times New Roman"/>
-          <w:szCs w:val="26"/>
-          <w:highlight w:val="yellow"/>
+          <w:b/>
+          <w:bCs/>
+          <w:szCs w:val="26"/>
+          <w:shd w:fill="auto" w:val="clear"/>
           <w:lang w:val="vi-VN"/>
         </w:rPr>
         <w:t>nghiệm</w:t>
@@ -194,7 +248,10 @@
       <w:r>
         <w:rPr>
           <w:rFonts w:eastAsia="Times New Roman" w:cs="Times New Roman"/>
-          <w:szCs w:val="26"/>
+          <w:b/>
+          <w:bCs/>
+          <w:szCs w:val="26"/>
+          <w:shd w:fill="auto" w:val="clear"/>
           <w:lang w:val="vi-VN"/>
         </w:rPr>
         <w:t xml:space="preserve"> </w:t>
@@ -202,8 +259,10 @@
       <w:r>
         <w:rPr>
           <w:rFonts w:eastAsia="Times New Roman" w:cs="Times New Roman"/>
-          <w:szCs w:val="26"/>
-          <w:highlight w:val="yellow"/>
+          <w:b/>
+          <w:bCs/>
+          <w:szCs w:val="26"/>
+          <w:shd w:fill="auto" w:val="clear"/>
           <w:lang w:val="vi-VN"/>
         </w:rPr>
         <w:t>sinh hóa tự động thế hệ mới ngưỡng đo rất cao, không yêu cầu pha loãng</w:t>
@@ -211,14 +270,18 @@
       <w:r>
         <w:rPr>
           <w:rFonts w:eastAsia="Times New Roman" w:cs="Times New Roman"/>
-          <w:szCs w:val="26"/>
+          <w:b/>
+          <w:bCs/>
+          <w:szCs w:val="26"/>
+          <w:shd w:fill="auto" w:val="clear"/>
         </w:rPr>
         <w:t xml:space="preserve"> </w:t>
       </w:r>
     </w:p>
     <w:p>
       <w:pPr>
-        <w:spacing w:before="60" w:after="60" w:line="276" w:lineRule="auto"/>
+        <w:pStyle w:val="Normal"/>
+        <w:spacing w:lineRule="auto" w:line="276" w:before="60" w:after="60"/>
         <w:contextualSpacing/>
         <w:rPr>
           <w:rFonts w:eastAsia="Times New Roman" w:cs="Times New Roman"/>
@@ -235,20 +298,18 @@
     </w:p>
     <w:p>
       <w:pPr>
-        <w:spacing w:before="60" w:after="60" w:line="276" w:lineRule="auto"/>
-        <w:contextualSpacing/>
-        <w:rPr>
-          <w:rFonts w:eastAsia="Times New Roman" w:cs="Times New Roman"/>
-          <w:bCs/>
-          <w:color w:val="0000FF"/>
-          <w:szCs w:val="26"/>
-        </w:rPr>
-      </w:pPr>
-      <w:r>
-        <w:rPr>
-          <w:rFonts w:eastAsia="Times New Roman" w:cs="Times New Roman"/>
-          <w:bCs/>
-          <w:color w:val="0000FF"/>
+        <w:pStyle w:val="Normal"/>
+        <w:spacing w:lineRule="auto" w:line="276" w:before="60" w:after="60"/>
+        <w:contextualSpacing/>
+        <w:rPr>
+          <w:color w:val="FF0000"/>
+        </w:rPr>
+      </w:pPr>
+      <w:r>
+        <w:rPr>
+          <w:rFonts w:eastAsia="Times New Roman" w:cs="Times New Roman"/>
+          <w:bCs/>
+          <w:color w:val="FF0000"/>
           <w:szCs w:val="26"/>
         </w:rPr>
         <w:t xml:space="preserve">B. Giữ nguyên kết quả 120 pmol/L để ghi báo cáo do máy đã tự tính toán kết quả sau khi hòa loãng. </w:t>
@@ -256,7 +317,8 @@
     </w:p>
     <w:p>
       <w:pPr>
-        <w:spacing w:before="60" w:after="60" w:line="276" w:lineRule="auto"/>
+        <w:pStyle w:val="Normal"/>
+        <w:spacing w:lineRule="auto" w:line="276" w:before="60" w:after="60"/>
         <w:contextualSpacing/>
         <w:rPr>
           <w:rFonts w:eastAsia="Times New Roman" w:cs="Times New Roman"/>
@@ -273,7 +335,8 @@
     </w:p>
     <w:p>
       <w:pPr>
-        <w:spacing w:before="60" w:after="60" w:line="276" w:lineRule="auto"/>
+        <w:pStyle w:val="Normal"/>
+        <w:spacing w:lineRule="auto" w:line="276" w:before="60" w:after="60"/>
         <w:contextualSpacing/>
         <w:rPr>
           <w:rFonts w:eastAsia="Times New Roman" w:cs="Times New Roman"/>
@@ -290,20 +353,23 @@
     </w:p>
     <w:p>
       <w:pPr>
+        <w:pStyle w:val="Normal"/>
         <w:numPr>
           <w:ilvl w:val="0"/>
           <w:numId w:val="1"/>
         </w:numPr>
-        <w:spacing w:before="60" w:after="60" w:line="276" w:lineRule="auto"/>
-        <w:contextualSpacing/>
-        <w:rPr>
-          <w:rFonts w:eastAsia="Times New Roman" w:cs="Times New Roman"/>
-          <w:szCs w:val="26"/>
-        </w:rPr>
-      </w:pPr>
-      <w:r>
-        <w:rPr>
-          <w:rFonts w:eastAsia="Times New Roman" w:cs="Times New Roman"/>
+        <w:spacing w:lineRule="auto" w:line="276" w:before="60" w:after="60"/>
+        <w:contextualSpacing/>
+        <w:rPr>
+          <w:b/>
+          <w:bCs/>
+        </w:rPr>
+      </w:pPr>
+      <w:r>
+        <w:rPr>
+          <w:rFonts w:eastAsia="Times New Roman" w:cs="Times New Roman"/>
+          <w:b/>
+          <w:bCs/>
           <w:szCs w:val="26"/>
         </w:rPr>
         <w:t xml:space="preserve">Trong quá trình kiểm soát chất lượng mẫu bệnh phẩm xét nghiệm BIL.T, trường hợp nào sau đây khiến kết quả xét nghiệm BẮT ĐẦU bị ảnh hưởng bởi yếu tố gây nhiễu và cần áp dụng biện pháp hòa loãng bệnh phẩm để khắc phục? </w:t>
@@ -311,7 +377,8 @@
     </w:p>
     <w:p>
       <w:pPr>
-        <w:spacing w:before="60" w:after="60" w:line="276" w:lineRule="auto"/>
+        <w:pStyle w:val="Normal"/>
+        <w:spacing w:lineRule="auto" w:line="276" w:before="60" w:after="60"/>
         <w:contextualSpacing/>
         <w:rPr>
           <w:rFonts w:eastAsia="Times New Roman" w:cs="Times New Roman"/>
@@ -328,7 +395,8 @@
     </w:p>
     <w:p>
       <w:pPr>
-        <w:spacing w:before="60" w:after="60" w:line="276" w:lineRule="auto"/>
+        <w:pStyle w:val="Normal"/>
+        <w:spacing w:lineRule="auto" w:line="276" w:before="60" w:after="60"/>
         <w:contextualSpacing/>
         <w:rPr>
           <w:rFonts w:eastAsia="Times New Roman" w:cs="Times New Roman"/>
@@ -345,20 +413,18 @@
     </w:p>
     <w:p>
       <w:pPr>
-        <w:spacing w:before="60" w:after="60" w:line="276" w:lineRule="auto"/>
-        <w:contextualSpacing/>
-        <w:rPr>
-          <w:rFonts w:eastAsia="Times New Roman" w:cs="Times New Roman"/>
-          <w:bCs/>
-          <w:color w:val="0000FF"/>
-          <w:szCs w:val="26"/>
-        </w:rPr>
-      </w:pPr>
-      <w:r>
-        <w:rPr>
-          <w:rFonts w:eastAsia="Times New Roman" w:cs="Times New Roman"/>
-          <w:bCs/>
-          <w:color w:val="0000FF"/>
+        <w:pStyle w:val="Normal"/>
+        <w:spacing w:lineRule="auto" w:line="276" w:before="60" w:after="60"/>
+        <w:contextualSpacing/>
+        <w:rPr>
+          <w:color w:val="FF0000"/>
+        </w:rPr>
+      </w:pPr>
+      <w:r>
+        <w:rPr>
+          <w:rFonts w:eastAsia="Times New Roman" w:cs="Times New Roman"/>
+          <w:bCs/>
+          <w:color w:val="FF0000"/>
           <w:szCs w:val="26"/>
         </w:rPr>
         <w:t xml:space="preserve">C. Mẫu huyết thanh bị tán huyết có nồng độ Hemoglobin đạt 1050 mg/dL. </w:t>
@@ -366,7 +432,8 @@
     </w:p>
     <w:p>
       <w:pPr>
-        <w:spacing w:before="60" w:after="60" w:line="276" w:lineRule="auto"/>
+        <w:pStyle w:val="Normal"/>
+        <w:spacing w:lineRule="auto" w:line="276" w:before="60" w:after="60"/>
         <w:contextualSpacing/>
         <w:rPr>
           <w:rFonts w:eastAsia="Times New Roman" w:cs="Times New Roman"/>
@@ -383,20 +450,23 @@
     </w:p>
     <w:p>
       <w:pPr>
+        <w:pStyle w:val="Normal"/>
         <w:numPr>
           <w:ilvl w:val="0"/>
           <w:numId w:val="1"/>
         </w:numPr>
-        <w:spacing w:before="60" w:after="60" w:line="276" w:lineRule="auto"/>
-        <w:contextualSpacing/>
-        <w:rPr>
-          <w:rFonts w:eastAsia="Times New Roman" w:cs="Times New Roman"/>
-          <w:szCs w:val="26"/>
-        </w:rPr>
-      </w:pPr>
-      <w:r>
-        <w:rPr>
-          <w:rFonts w:eastAsia="Times New Roman" w:cs="Times New Roman"/>
+        <w:spacing w:lineRule="auto" w:line="276" w:before="60" w:after="60"/>
+        <w:contextualSpacing/>
+        <w:rPr>
+          <w:b/>
+          <w:bCs/>
+        </w:rPr>
+      </w:pPr>
+      <w:r>
+        <w:rPr>
+          <w:rFonts w:eastAsia="Times New Roman" w:cs="Times New Roman"/>
+          <w:b/>
+          <w:bCs/>
           <w:szCs w:val="26"/>
         </w:rPr>
         <w:t xml:space="preserve">Kỹ thuật viên tiếp nhận các ống máu từ khoa lâm sàng gửi đến để thực hiện xét nghiệm BIL.T. Mẫu máu nào sau đây ĐỦ ĐIỀU KIỆN tiêu chuẩn để tiến hành ly tâm tách huyết thanh/huyết tương và thực hiện phân tích? </w:t>
@@ -404,7 +474,8 @@
     </w:p>
     <w:p>
       <w:pPr>
-        <w:spacing w:before="60" w:after="60" w:line="276" w:lineRule="auto"/>
+        <w:pStyle w:val="Normal"/>
+        <w:spacing w:lineRule="auto" w:line="276" w:before="60" w:after="60"/>
         <w:contextualSpacing/>
         <w:rPr>
           <w:rFonts w:eastAsia="Times New Roman" w:cs="Times New Roman"/>
@@ -421,7 +492,8 @@
     </w:p>
     <w:p>
       <w:pPr>
-        <w:spacing w:before="60" w:after="60" w:line="276" w:lineRule="auto"/>
+        <w:pStyle w:val="Normal"/>
+        <w:spacing w:lineRule="auto" w:line="276" w:before="60" w:after="60"/>
         <w:contextualSpacing/>
         <w:rPr>
           <w:rFonts w:eastAsia="Times New Roman" w:cs="Times New Roman"/>
@@ -438,20 +510,18 @@
     </w:p>
     <w:p>
       <w:pPr>
-        <w:spacing w:before="60" w:after="60" w:line="276" w:lineRule="auto"/>
-        <w:contextualSpacing/>
-        <w:rPr>
-          <w:rFonts w:eastAsia="Times New Roman" w:cs="Times New Roman"/>
-          <w:bCs/>
-          <w:color w:val="0000FF"/>
-          <w:szCs w:val="26"/>
-        </w:rPr>
-      </w:pPr>
-      <w:r>
-        <w:rPr>
-          <w:rFonts w:eastAsia="Times New Roman" w:cs="Times New Roman"/>
-          <w:bCs/>
-          <w:color w:val="0000FF"/>
+        <w:pStyle w:val="Normal"/>
+        <w:spacing w:lineRule="auto" w:line="276" w:before="60" w:after="60"/>
+        <w:contextualSpacing/>
+        <w:rPr>
+          <w:color w:val="FF0000"/>
+        </w:rPr>
+      </w:pPr>
+      <w:r>
+        <w:rPr>
+          <w:rFonts w:eastAsia="Times New Roman" w:cs="Times New Roman"/>
+          <w:bCs/>
+          <w:color w:val="FF0000"/>
           <w:szCs w:val="26"/>
         </w:rPr>
         <w:t xml:space="preserve">C. Ống máu chứa chất chống đông Li-heparin thể tích 3 ml, mẫu máu không vỡ hồng cầu. </w:t>
@@ -459,7 +529,8 @@
     </w:p>
     <w:p>
       <w:pPr>
-        <w:spacing w:before="60" w:after="60" w:line="276" w:lineRule="auto"/>
+        <w:pStyle w:val="Normal"/>
+        <w:spacing w:lineRule="auto" w:line="276" w:before="60" w:after="60"/>
         <w:contextualSpacing/>
         <w:rPr>
           <w:rFonts w:eastAsia="Times New Roman" w:cs="Times New Roman"/>
@@ -476,20 +547,23 @@
     </w:p>
     <w:p>
       <w:pPr>
+        <w:pStyle w:val="Normal"/>
         <w:numPr>
           <w:ilvl w:val="0"/>
           <w:numId w:val="1"/>
         </w:numPr>
-        <w:spacing w:before="60" w:after="60" w:line="276" w:lineRule="auto"/>
-        <w:contextualSpacing/>
-        <w:rPr>
-          <w:rFonts w:eastAsia="Times New Roman" w:cs="Times New Roman"/>
-          <w:szCs w:val="26"/>
-        </w:rPr>
-      </w:pPr>
-      <w:r>
-        <w:rPr>
-          <w:rFonts w:eastAsia="Times New Roman" w:cs="Times New Roman"/>
+        <w:spacing w:lineRule="auto" w:line="276" w:before="60" w:after="60"/>
+        <w:contextualSpacing/>
+        <w:rPr>
+          <w:b/>
+          <w:bCs/>
+        </w:rPr>
+      </w:pPr>
+      <w:r>
+        <w:rPr>
+          <w:rFonts w:eastAsia="Times New Roman" w:cs="Times New Roman"/>
+          <w:b/>
+          <w:bCs/>
           <w:szCs w:val="26"/>
         </w:rPr>
         <w:t xml:space="preserve">Trước khi nạp mẫu bệnh phẩm vào máy phân tích tự động để định lượng BIL.T, điều kiện về kiểm tra chất lượng (QC) và chuẩn máy nào sau đây BẮT BUỘC phải thỏa mãn? </w:t>
@@ -497,7 +571,8 @@
     </w:p>
     <w:p>
       <w:pPr>
-        <w:spacing w:before="60" w:after="60" w:line="276" w:lineRule="auto"/>
+        <w:pStyle w:val="Normal"/>
+        <w:spacing w:lineRule="auto" w:line="276" w:before="60" w:after="60"/>
         <w:contextualSpacing/>
         <w:rPr>
           <w:rFonts w:eastAsia="Times New Roman" w:cs="Times New Roman"/>
@@ -514,7 +589,8 @@
     </w:p>
     <w:p>
       <w:pPr>
-        <w:spacing w:before="60" w:after="60" w:line="276" w:lineRule="auto"/>
+        <w:pStyle w:val="Normal"/>
+        <w:spacing w:lineRule="auto" w:line="276" w:before="60" w:after="60"/>
         <w:contextualSpacing/>
         <w:rPr>
           <w:rFonts w:eastAsia="Times New Roman" w:cs="Times New Roman"/>
@@ -527,15 +603,25 @@
         <w:rPr>
           <w:rFonts w:eastAsia="Times New Roman" w:cs="Times New Roman"/>
           <w:bCs/>
+          <w:color w:val="FF0000"/>
+          <w:szCs w:val="26"/>
+        </w:rPr>
+        <w:t>B. Máy đã cài đặt chương trình BIL.T, đã được chuẩn với BIL.T, và kết quả QC đạt yêu cầu không nằm ngoài dải cho phép và không vi phạm luật kiểm tra chất lượng.</w:t>
+      </w:r>
+      <w:r>
+        <w:rPr>
+          <w:rFonts w:eastAsia="Times New Roman" w:cs="Times New Roman"/>
+          <w:bCs/>
           <w:color w:val="0000FF"/>
           <w:szCs w:val="26"/>
         </w:rPr>
-        <w:t xml:space="preserve">B. Máy đã cài đặt chương trình BIL.T, đã được chuẩn với BIL.T, và kết quả QC đạt yêu cầu không nằm ngoài dải cho phép và không vi phạm luật kiểm tra chất lượng. </w:t>
-      </w:r>
-    </w:p>
-    <w:p>
-      <w:pPr>
-        <w:spacing w:before="60" w:after="60" w:line="276" w:lineRule="auto"/>
+        <w:t xml:space="preserve"> </w:t>
+      </w:r>
+    </w:p>
+    <w:p>
+      <w:pPr>
+        <w:pStyle w:val="Normal"/>
+        <w:spacing w:lineRule="auto" w:line="276" w:before="60" w:after="60"/>
         <w:contextualSpacing/>
         <w:rPr>
           <w:rFonts w:eastAsia="Times New Roman" w:cs="Times New Roman"/>
@@ -552,38 +638,41 @@
     </w:p>
     <w:p>
       <w:pPr>
-        <w:spacing w:before="60" w:after="60" w:line="276" w:lineRule="auto"/>
-        <w:contextualSpacing/>
-        <w:rPr>
-          <w:rFonts w:eastAsia="Times New Roman" w:cs="Times New Roman"/>
-          <w:szCs w:val="26"/>
-        </w:rPr>
-      </w:pPr>
-      <w:r>
-        <w:rPr>
-          <w:rFonts w:eastAsia="Times New Roman" w:cs="Times New Roman"/>
-          <w:szCs w:val="26"/>
-        </w:rPr>
-        <w:lastRenderedPageBreak/>
+        <w:pStyle w:val="Normal"/>
+        <w:spacing w:lineRule="auto" w:line="276" w:before="60" w:after="60"/>
+        <w:contextualSpacing/>
+        <w:rPr>
+          <w:rFonts w:eastAsia="Times New Roman" w:cs="Times New Roman"/>
+          <w:szCs w:val="26"/>
+        </w:rPr>
+      </w:pPr>
+      <w:r>
+        <w:rPr>
+          <w:rFonts w:eastAsia="Times New Roman" w:cs="Times New Roman"/>
+          <w:szCs w:val="26"/>
+        </w:rPr>
         <w:t>D. Máy phân tích tự động chỉ cần nhập đầy đủ thông tin người bệnh thì có thể vận hành phân tích mẫu mà không cần chạy chất chuẩn BIL.T.</w:t>
       </w:r>
     </w:p>
     <w:p>
       <w:pPr>
+        <w:pStyle w:val="Normal"/>
         <w:numPr>
           <w:ilvl w:val="0"/>
           <w:numId w:val="1"/>
         </w:numPr>
-        <w:spacing w:before="60" w:after="60" w:line="276" w:lineRule="auto"/>
-        <w:contextualSpacing/>
-        <w:rPr>
-          <w:rFonts w:eastAsia="Times New Roman" w:cs="Times New Roman"/>
-          <w:szCs w:val="26"/>
-        </w:rPr>
-      </w:pPr>
-      <w:r>
-        <w:rPr>
-          <w:rFonts w:eastAsia="Times New Roman" w:cs="Times New Roman"/>
+        <w:spacing w:lineRule="auto" w:line="276" w:before="60" w:after="60"/>
+        <w:contextualSpacing/>
+        <w:rPr>
+          <w:b/>
+          <w:bCs/>
+        </w:rPr>
+      </w:pPr>
+      <w:r>
+        <w:rPr>
+          <w:rFonts w:eastAsia="Times New Roman" w:cs="Times New Roman"/>
+          <w:b/>
+          <w:bCs/>
           <w:szCs w:val="26"/>
         </w:rPr>
         <w:t xml:space="preserve">Trong kỹ thuật định lượng Bilirubin toàn phần theo phương pháp đo màu được mô tả trong tài liệu, phát biểu nào sau đây phản ánh ĐÚNG nguyên lý phản ứng hóa học? </w:t>
@@ -591,7 +680,8 @@
     </w:p>
     <w:p>
       <w:pPr>
-        <w:spacing w:before="60" w:after="60" w:line="276" w:lineRule="auto"/>
+        <w:pStyle w:val="Normal"/>
+        <w:spacing w:lineRule="auto" w:line="276" w:before="60" w:after="60"/>
         <w:contextualSpacing/>
         <w:rPr>
           <w:rFonts w:eastAsia="Times New Roman" w:cs="Times New Roman"/>
@@ -608,7 +698,8 @@
     </w:p>
     <w:p>
       <w:pPr>
-        <w:spacing w:before="60" w:after="60" w:line="276" w:lineRule="auto"/>
+        <w:pStyle w:val="Normal"/>
+        <w:spacing w:lineRule="auto" w:line="276" w:before="60" w:after="60"/>
         <w:contextualSpacing/>
         <w:rPr>
           <w:rFonts w:eastAsia="Times New Roman" w:cs="Times New Roman"/>
@@ -625,20 +716,18 @@
     </w:p>
     <w:p>
       <w:pPr>
-        <w:spacing w:before="60" w:after="60" w:line="276" w:lineRule="auto"/>
-        <w:contextualSpacing/>
-        <w:rPr>
-          <w:rFonts w:eastAsia="Times New Roman" w:cs="Times New Roman"/>
-          <w:bCs/>
-          <w:color w:val="0000FF"/>
-          <w:szCs w:val="26"/>
-        </w:rPr>
-      </w:pPr>
-      <w:r>
-        <w:rPr>
-          <w:rFonts w:eastAsia="Times New Roman" w:cs="Times New Roman"/>
-          <w:bCs/>
-          <w:color w:val="0000FF"/>
+        <w:pStyle w:val="Normal"/>
+        <w:spacing w:lineRule="auto" w:line="276" w:before="60" w:after="60"/>
+        <w:contextualSpacing/>
+        <w:rPr>
+          <w:color w:val="FF0000"/>
+        </w:rPr>
+      </w:pPr>
+      <w:r>
+        <w:rPr>
+          <w:rFonts w:eastAsia="Times New Roman" w:cs="Times New Roman"/>
+          <w:bCs/>
+          <w:color w:val="FF0000"/>
           <w:szCs w:val="26"/>
         </w:rPr>
         <w:t xml:space="preserve">C. Trong môi trường acid, Bilirubin tác dụng với thuốc thử diazonium ion tạo phức hợp Azobilirubin có đậm độ màu tỷ lệ thuận với nồng độ BIL.T đo ở bước sóng 546 nm. </w:t>
@@ -646,7 +735,8 @@
     </w:p>
     <w:p>
       <w:pPr>
-        <w:spacing w:before="60" w:after="60" w:line="276" w:lineRule="auto"/>
+        <w:pStyle w:val="Normal"/>
+        <w:spacing w:lineRule="auto" w:line="276" w:before="60" w:after="60"/>
         <w:contextualSpacing/>
         <w:rPr>
           <w:rFonts w:eastAsia="Times New Roman" w:cs="Times New Roman"/>
@@ -663,41 +753,49 @@
     </w:p>
     <w:p>
       <w:pPr>
+        <w:pStyle w:val="Normal"/>
         <w:numPr>
           <w:ilvl w:val="0"/>
           <w:numId w:val="1"/>
         </w:numPr>
-        <w:spacing w:before="60" w:after="60" w:line="276" w:lineRule="auto"/>
-        <w:contextualSpacing/>
-        <w:rPr>
-          <w:rFonts w:eastAsia="Times New Roman" w:cs="Times New Roman"/>
-          <w:szCs w:val="26"/>
-        </w:rPr>
-      </w:pPr>
-      <w:r>
-        <w:rPr>
-          <w:rFonts w:eastAsia="Times New Roman" w:cs="Times New Roman"/>
-          <w:szCs w:val="26"/>
-        </w:rPr>
-        <w:t xml:space="preserve">Một mẫu máu tĩnh mạch lấy đúng tiêu chuẩn kỹ thuật (3 ml, không vỡ hồng cầu, ống EDTA) để định lượng BIL.T nhưng chưa thể phân tích ngay do phòng xét nghiệm đang xử lý sự cố hệ thống. Thao tác bảo quản và xử lý mẫu nào sau đây KHÔNG ĐÚNG quy định? </w:t>
-      </w:r>
-    </w:p>
-    <w:p>
-      <w:pPr>
-        <w:spacing w:before="60" w:after="60" w:line="276" w:lineRule="auto"/>
-        <w:contextualSpacing/>
-        <w:rPr>
-          <w:rFonts w:eastAsia="Times New Roman" w:cs="Times New Roman"/>
-          <w:bCs/>
-          <w:color w:val="0000FF"/>
-          <w:szCs w:val="26"/>
-        </w:rPr>
-      </w:pPr>
-      <w:r>
-        <w:rPr>
-          <w:rFonts w:eastAsia="Times New Roman" w:cs="Times New Roman"/>
-          <w:bCs/>
-          <w:color w:val="0000FF"/>
+        <w:spacing w:lineRule="auto" w:line="276" w:before="60" w:after="60"/>
+        <w:contextualSpacing/>
+        <w:rPr>
+          <w:rFonts w:eastAsia="Times New Roman" w:cs="Times New Roman"/>
+          <w:szCs w:val="26"/>
+        </w:rPr>
+      </w:pPr>
+      <w:r>
+        <w:rPr>
+          <w:rFonts w:eastAsia="Times New Roman" w:cs="Times New Roman"/>
+          <w:b/>
+          <w:bCs/>
+          <w:szCs w:val="26"/>
+        </w:rPr>
+        <w:t>Một mẫu máu tĩnh mạch lấy đúng tiêu chuẩn kỹ thuật (3 ml, không vỡ hồng cầu, ống EDTA) để định lượng BIL.T nhưng chưa thể phân tích ngay do phòng xét nghiệm đang xử lý sự cố hệ thống. Thao tác bảo quản và xử lý mẫu nào sau đây KHÔNG ĐÚNG quy định?</w:t>
+      </w:r>
+      <w:r>
+        <w:rPr>
+          <w:rFonts w:eastAsia="Times New Roman" w:cs="Times New Roman"/>
+          <w:szCs w:val="26"/>
+        </w:rPr>
+        <w:t xml:space="preserve"> </w:t>
+      </w:r>
+    </w:p>
+    <w:p>
+      <w:pPr>
+        <w:pStyle w:val="Normal"/>
+        <w:spacing w:lineRule="auto" w:line="276" w:before="60" w:after="60"/>
+        <w:contextualSpacing/>
+        <w:rPr>
+          <w:color w:val="FF0000"/>
+        </w:rPr>
+      </w:pPr>
+      <w:r>
+        <w:rPr>
+          <w:rFonts w:eastAsia="Times New Roman" w:cs="Times New Roman"/>
+          <w:bCs/>
+          <w:color w:val="FF0000"/>
           <w:szCs w:val="26"/>
         </w:rPr>
         <w:t xml:space="preserve">A. Đặt ống mẫu ở nơi có ánh sáng mặt trời hoặc nguồn sáng mạnh để dễ quan sát tình trạng đục của mẫu. </w:t>
@@ -705,7 +803,8 @@
     </w:p>
     <w:p>
       <w:pPr>
-        <w:spacing w:before="60" w:after="60" w:line="276" w:lineRule="auto"/>
+        <w:pStyle w:val="Normal"/>
+        <w:spacing w:lineRule="auto" w:line="276" w:before="60" w:after="60"/>
         <w:contextualSpacing/>
         <w:rPr>
           <w:rFonts w:eastAsia="Times New Roman" w:cs="Times New Roman"/>
@@ -722,7 +821,8 @@
     </w:p>
     <w:p>
       <w:pPr>
-        <w:spacing w:before="60" w:after="60" w:line="276" w:lineRule="auto"/>
+        <w:pStyle w:val="Normal"/>
+        <w:spacing w:lineRule="auto" w:line="276" w:before="60" w:after="60"/>
         <w:contextualSpacing/>
         <w:rPr>
           <w:rFonts w:eastAsia="Times New Roman" w:cs="Times New Roman"/>
@@ -739,7 +839,8 @@
     </w:p>
     <w:p>
       <w:pPr>
-        <w:spacing w:before="60" w:after="60" w:line="276" w:lineRule="auto"/>
+        <w:pStyle w:val="Normal"/>
+        <w:spacing w:lineRule="auto" w:line="276" w:before="60" w:after="60"/>
         <w:contextualSpacing/>
         <w:rPr>
           <w:rFonts w:eastAsia="Times New Roman" w:cs="Times New Roman"/>
@@ -756,20 +857,23 @@
     </w:p>
     <w:p>
       <w:pPr>
+        <w:pStyle w:val="Normal"/>
         <w:numPr>
           <w:ilvl w:val="0"/>
           <w:numId w:val="1"/>
         </w:numPr>
-        <w:spacing w:before="60" w:after="60" w:line="276" w:lineRule="auto"/>
-        <w:contextualSpacing/>
-        <w:rPr>
-          <w:rFonts w:eastAsia="Times New Roman" w:cs="Times New Roman"/>
-          <w:szCs w:val="26"/>
-        </w:rPr>
-      </w:pPr>
-      <w:r>
-        <w:rPr>
-          <w:rFonts w:eastAsia="Times New Roman" w:cs="Times New Roman"/>
+        <w:spacing w:lineRule="auto" w:line="276" w:before="60" w:after="60"/>
+        <w:contextualSpacing/>
+        <w:rPr>
+          <w:b/>
+          <w:bCs/>
+        </w:rPr>
+      </w:pPr>
+      <w:r>
+        <w:rPr>
+          <w:rFonts w:eastAsia="Times New Roman" w:cs="Times New Roman"/>
+          <w:b/>
+          <w:bCs/>
           <w:szCs w:val="26"/>
         </w:rPr>
         <w:t xml:space="preserve">Bệnh nhân có kết quả xét nghiệm BIL.T tăng cao so với trị số bình thường. Dựa vào bảng phân loại nguyên nhân tăng BIL.T trong tài liệu, nhóm nguyên nhân nào sau đây đại diện cho tình trạng "Tắc mật ngoài gan"? </w:t>
@@ -777,7 +881,8 @@
     </w:p>
     <w:p>
       <w:pPr>
-        <w:spacing w:before="60" w:after="60" w:line="276" w:lineRule="auto"/>
+        <w:pStyle w:val="Normal"/>
+        <w:spacing w:lineRule="auto" w:line="276" w:before="60" w:after="60"/>
         <w:contextualSpacing/>
         <w:rPr>
           <w:rFonts w:eastAsia="Times New Roman" w:cs="Times New Roman"/>
@@ -794,20 +899,18 @@
     </w:p>
     <w:p>
       <w:pPr>
-        <w:spacing w:before="60" w:after="60" w:line="276" w:lineRule="auto"/>
-        <w:contextualSpacing/>
-        <w:rPr>
-          <w:rFonts w:eastAsia="Times New Roman" w:cs="Times New Roman"/>
-          <w:bCs/>
-          <w:color w:val="0000FF"/>
-          <w:szCs w:val="26"/>
-        </w:rPr>
-      </w:pPr>
-      <w:r>
-        <w:rPr>
-          <w:rFonts w:eastAsia="Times New Roman" w:cs="Times New Roman"/>
-          <w:bCs/>
-          <w:color w:val="0000FF"/>
+        <w:pStyle w:val="Normal"/>
+        <w:spacing w:lineRule="auto" w:line="276" w:before="60" w:after="60"/>
+        <w:contextualSpacing/>
+        <w:rPr>
+          <w:color w:val="FF0000"/>
+        </w:rPr>
+      </w:pPr>
+      <w:r>
+        <w:rPr>
+          <w:rFonts w:eastAsia="Times New Roman" w:cs="Times New Roman"/>
+          <w:bCs/>
+          <w:color w:val="FF0000"/>
           <w:szCs w:val="26"/>
         </w:rPr>
         <w:t xml:space="preserve">B. Tắc mật do sỏi, ung thư, hạch to. </w:t>
@@ -815,7 +918,8 @@
     </w:p>
     <w:p>
       <w:pPr>
-        <w:spacing w:before="60" w:after="60" w:line="276" w:lineRule="auto"/>
+        <w:pStyle w:val="Normal"/>
+        <w:spacing w:lineRule="auto" w:line="276" w:before="60" w:after="60"/>
         <w:contextualSpacing/>
         <w:rPr>
           <w:rFonts w:eastAsia="Times New Roman" w:cs="Times New Roman"/>
@@ -832,7 +936,8 @@
     </w:p>
     <w:p>
       <w:pPr>
-        <w:spacing w:before="60" w:after="60" w:line="276" w:lineRule="auto"/>
+        <w:pStyle w:val="Normal"/>
+        <w:spacing w:lineRule="auto" w:line="276" w:before="60" w:after="60"/>
         <w:contextualSpacing/>
         <w:rPr>
           <w:rFonts w:eastAsia="Times New Roman" w:cs="Times New Roman"/>
@@ -849,20 +954,23 @@
     </w:p>
     <w:p>
       <w:pPr>
+        <w:pStyle w:val="Normal"/>
         <w:numPr>
           <w:ilvl w:val="0"/>
           <w:numId w:val="1"/>
         </w:numPr>
-        <w:spacing w:before="60" w:after="60" w:line="276" w:lineRule="auto"/>
-        <w:contextualSpacing/>
-        <w:rPr>
-          <w:rFonts w:eastAsia="Times New Roman" w:cs="Times New Roman"/>
-          <w:szCs w:val="26"/>
-        </w:rPr>
-      </w:pPr>
-      <w:r>
-        <w:rPr>
-          <w:rFonts w:eastAsia="Times New Roman" w:cs="Times New Roman"/>
+        <w:spacing w:lineRule="auto" w:line="276" w:before="60" w:after="60"/>
+        <w:contextualSpacing/>
+        <w:rPr>
+          <w:b/>
+          <w:bCs/>
+        </w:rPr>
+      </w:pPr>
+      <w:r>
+        <w:rPr>
+          <w:rFonts w:eastAsia="Times New Roman" w:cs="Times New Roman"/>
+          <w:b/>
+          <w:bCs/>
           <w:szCs w:val="26"/>
         </w:rPr>
         <w:t xml:space="preserve">Nhằm đảm bảo nhân sự thực hiện đúng quy định chuẩn của quy trình xét nghiệm định lượng Bilirubin toàn phần, cơ cấu nhân lực trực tiếp thực hiện quy trình này bao gồm những thành phần nào? </w:t>
@@ -870,7 +978,8 @@
     </w:p>
     <w:p>
       <w:pPr>
-        <w:spacing w:before="60" w:after="60" w:line="276" w:lineRule="auto"/>
+        <w:pStyle w:val="Normal"/>
+        <w:spacing w:lineRule="auto" w:line="276" w:before="60" w:after="60"/>
         <w:contextualSpacing/>
         <w:rPr>
           <w:rFonts w:eastAsia="Times New Roman" w:cs="Times New Roman"/>
@@ -887,7 +996,8 @@
     </w:p>
     <w:p>
       <w:pPr>
-        <w:spacing w:before="60" w:after="60" w:line="276" w:lineRule="auto"/>
+        <w:pStyle w:val="Normal"/>
+        <w:spacing w:lineRule="auto" w:line="276" w:before="60" w:after="60"/>
         <w:contextualSpacing/>
         <w:rPr>
           <w:rFonts w:eastAsia="Times New Roman" w:cs="Times New Roman"/>
@@ -904,18 +1014,18 @@
     </w:p>
     <w:p>
       <w:pPr>
-        <w:spacing w:before="60" w:after="60" w:line="276" w:lineRule="auto"/>
-        <w:contextualSpacing/>
-        <w:rPr>
-          <w:rFonts w:eastAsia="Times New Roman" w:cs="Times New Roman"/>
-          <w:szCs w:val="26"/>
-        </w:rPr>
-      </w:pPr>
-      <w:r>
-        <w:rPr>
-          <w:rFonts w:eastAsia="Times New Roman" w:cs="Times New Roman"/>
-          <w:bCs/>
-          <w:color w:val="0000FF"/>
+        <w:pStyle w:val="Normal"/>
+        <w:spacing w:lineRule="auto" w:line="276" w:before="60" w:after="60"/>
+        <w:contextualSpacing/>
+        <w:rPr>
+          <w:color w:val="FF0000"/>
+        </w:rPr>
+      </w:pPr>
+      <w:r>
+        <w:rPr>
+          <w:rFonts w:eastAsia="Times New Roman" w:cs="Times New Roman"/>
+          <w:bCs/>
+          <w:color w:val="FF0000"/>
           <w:szCs w:val="26"/>
         </w:rPr>
         <w:t xml:space="preserve">C. 01 cán bộ đại học và 01 kỹ thuật viên chuyên ngành hóa sinh. </w:t>
@@ -923,7 +1033,8 @@
     </w:p>
     <w:p>
       <w:pPr>
-        <w:spacing w:before="60" w:after="60" w:line="276" w:lineRule="auto"/>
+        <w:pStyle w:val="Normal"/>
+        <w:spacing w:lineRule="auto" w:line="276" w:before="60" w:after="60"/>
         <w:contextualSpacing/>
         <w:rPr>
           <w:rFonts w:eastAsia="Times New Roman" w:cs="Times New Roman"/>
@@ -940,20 +1051,23 @@
     </w:p>
     <w:p>
       <w:pPr>
+        <w:pStyle w:val="Normal"/>
         <w:numPr>
           <w:ilvl w:val="0"/>
           <w:numId w:val="1"/>
         </w:numPr>
-        <w:spacing w:before="60" w:after="60" w:line="276" w:lineRule="auto"/>
-        <w:contextualSpacing/>
-        <w:rPr>
-          <w:rFonts w:eastAsia="Times New Roman" w:cs="Times New Roman"/>
-          <w:szCs w:val="26"/>
-        </w:rPr>
-      </w:pPr>
-      <w:r>
-        <w:rPr>
-          <w:rFonts w:eastAsia="Times New Roman" w:cs="Times New Roman"/>
+        <w:spacing w:lineRule="auto" w:line="276" w:before="60" w:after="60"/>
+        <w:contextualSpacing/>
+        <w:rPr>
+          <w:b/>
+          <w:bCs/>
+        </w:rPr>
+      </w:pPr>
+      <w:r>
+        <w:rPr>
+          <w:rFonts w:eastAsia="Times New Roman" w:cs="Times New Roman"/>
+          <w:b/>
+          <w:bCs/>
           <w:szCs w:val="26"/>
         </w:rPr>
         <w:t xml:space="preserve">Khi chuẩn bị phiếu xét nghiệm định lượng BIL.T cho bệnh nhân, cán bộ y tế cần kiểm tra các thông tin bắt buộc. Danh mục thông tin nào sau đây phản ánh ĐẦY ĐỦ VÀ CHÍNH XÁC các yêu cầu đối với phiếu xét nghiệm được quy định trong tài liệu? </w:t>
@@ -961,20 +1075,18 @@
     </w:p>
     <w:p>
       <w:pPr>
-        <w:spacing w:before="60" w:after="60" w:line="276" w:lineRule="auto"/>
-        <w:contextualSpacing/>
-        <w:rPr>
-          <w:rFonts w:eastAsia="Times New Roman" w:cs="Times New Roman"/>
-          <w:bCs/>
-          <w:color w:val="0000FF"/>
-          <w:szCs w:val="26"/>
-        </w:rPr>
-      </w:pPr>
-      <w:r>
-        <w:rPr>
-          <w:rFonts w:eastAsia="Times New Roman" w:cs="Times New Roman"/>
-          <w:bCs/>
-          <w:color w:val="0000FF"/>
+        <w:pStyle w:val="Normal"/>
+        <w:spacing w:lineRule="auto" w:line="276" w:before="60" w:after="60"/>
+        <w:contextualSpacing/>
+        <w:rPr>
+          <w:color w:val="FF0000"/>
+        </w:rPr>
+      </w:pPr>
+      <w:r>
+        <w:rPr>
+          <w:rFonts w:eastAsia="Times New Roman" w:cs="Times New Roman"/>
+          <w:bCs/>
+          <w:color w:val="FF0000"/>
           <w:szCs w:val="26"/>
         </w:rPr>
         <w:t xml:space="preserve">A. Tên, tuổi, giới tính, khoa phòng, chẩn đoán của người bệnh và ghi rõ chỉ định xét nghiệm. </w:t>
@@ -982,7 +1094,8 @@
     </w:p>
     <w:p>
       <w:pPr>
-        <w:spacing w:before="60" w:after="60" w:line="276" w:lineRule="auto"/>
+        <w:pStyle w:val="Normal"/>
+        <w:spacing w:lineRule="auto" w:line="276" w:before="60" w:after="60"/>
         <w:contextualSpacing/>
         <w:rPr>
           <w:rFonts w:eastAsia="Times New Roman" w:cs="Times New Roman"/>
@@ -999,25 +1112,26 @@
     </w:p>
     <w:p>
       <w:pPr>
-        <w:spacing w:before="60" w:after="60" w:line="276" w:lineRule="auto"/>
-        <w:contextualSpacing/>
-        <w:rPr>
-          <w:rFonts w:eastAsia="Times New Roman" w:cs="Times New Roman"/>
-          <w:szCs w:val="26"/>
-        </w:rPr>
-      </w:pPr>
-      <w:r>
-        <w:rPr>
-          <w:rFonts w:eastAsia="Times New Roman" w:cs="Times New Roman"/>
-          <w:szCs w:val="26"/>
-        </w:rPr>
-        <w:lastRenderedPageBreak/>
+        <w:pStyle w:val="Normal"/>
+        <w:spacing w:lineRule="auto" w:line="276" w:before="60" w:after="60"/>
+        <w:contextualSpacing/>
+        <w:rPr>
+          <w:rFonts w:eastAsia="Times New Roman" w:cs="Times New Roman"/>
+          <w:szCs w:val="26"/>
+        </w:rPr>
+      </w:pPr>
+      <w:r>
+        <w:rPr>
+          <w:rFonts w:eastAsia="Times New Roman" w:cs="Times New Roman"/>
+          <w:szCs w:val="26"/>
+        </w:rPr>
         <w:t xml:space="preserve">C. Tên người bệnh, khoa phòng, tên máy phân tích (Cobas C501/AU 640) và tiền sử dị ứng. </w:t>
       </w:r>
     </w:p>
     <w:p>
       <w:pPr>
-        <w:spacing w:before="60" w:after="60" w:line="276" w:lineRule="auto"/>
+        <w:pStyle w:val="Normal"/>
+        <w:spacing w:lineRule="auto" w:line="276" w:before="60" w:after="60"/>
         <w:contextualSpacing/>
         <w:rPr>
           <w:rFonts w:eastAsia="Times New Roman" w:cs="Times New Roman"/>
@@ -1034,68 +1148,110 @@
     </w:p>
     <w:p>
       <w:pPr>
+        <w:pStyle w:val="Normal"/>
         <w:numPr>
           <w:ilvl w:val="0"/>
           <w:numId w:val="1"/>
         </w:numPr>
-        <w:spacing w:before="60" w:after="60" w:line="276" w:lineRule="auto"/>
-        <w:contextualSpacing/>
-        <w:rPr>
-          <w:rFonts w:eastAsia="Times New Roman" w:cs="Times New Roman"/>
-          <w:szCs w:val="26"/>
-          <w:highlight w:val="yellow"/>
-        </w:rPr>
-      </w:pPr>
-      <w:r>
-        <w:rPr>
-          <w:rFonts w:eastAsia="Times New Roman" w:cs="Times New Roman"/>
-          <w:szCs w:val="26"/>
-          <w:highlight w:val="yellow"/>
-        </w:rPr>
-        <w:t xml:space="preserve">Sau khi hoàn tất quá trình đo quang mẫu bệnh phẩm của một bệnh nhân, máy phân tích trả kết quả BIL.T là 15.2 pmol/L. Khi xem xét đánh giá kết quả để in báo cáo trả cho người bệnh, nhận định nào sau đây là CHÍNH XÁC theo tài liệu quy định? </w:t>
-      </w:r>
-      <w:r>
-        <w:rPr>
-          <w:rFonts w:eastAsia="Times New Roman" w:cs="Times New Roman"/>
-          <w:szCs w:val="26"/>
-          <w:highlight w:val="yellow"/>
-        </w:rPr>
-        <w:t>Câu</w:t>
-      </w:r>
-      <w:r>
-        <w:rPr>
-          <w:rFonts w:eastAsia="Times New Roman" w:cs="Times New Roman"/>
-          <w:szCs w:val="26"/>
-          <w:highlight w:val="yellow"/>
+        <w:spacing w:lineRule="auto" w:line="276" w:before="60" w:after="60"/>
+        <w:contextualSpacing/>
+        <w:rPr>
+          <w:b/>
+          <w:bCs/>
+          <w:highlight w:val="none"/>
+          <w:shd w:fill="auto" w:val="clear"/>
+        </w:rPr>
+      </w:pPr>
+      <w:r>
+        <w:rPr>
+          <w:rFonts w:eastAsia="Times New Roman" w:cs="Times New Roman"/>
+          <w:b/>
+          <w:bCs/>
+          <w:szCs w:val="26"/>
+          <w:shd w:fill="auto" w:val="clear"/>
+        </w:rPr>
+        <w:t xml:space="preserve">Sau khi hoàn tất quá trình đo quang mẫu bệnh phẩm của một bệnh nhân, máy phân tích trả kết quả BIL.T là 15.2 </w:t>
+      </w:r>
+      <w:r>
+        <w:rPr>
+          <w:rFonts w:eastAsia="Times New Roman" w:cs="Times New Roman"/>
+          <w:b/>
+          <w:bCs/>
+          <w:szCs w:val="26"/>
+          <w:shd w:fill="auto" w:val="clear"/>
           <w:lang w:val="vi-VN"/>
         </w:rPr>
+        <w:t>µ</w:t>
+      </w:r>
+      <w:r>
+        <w:rPr>
+          <w:rFonts w:eastAsia="Times New Roman" w:cs="Times New Roman"/>
+          <w:b/>
+          <w:bCs/>
+          <w:szCs w:val="26"/>
+          <w:shd w:fill="auto" w:val="clear"/>
+        </w:rPr>
+        <w:t>mol/L. Khi xem xét đánh giá kết quả để in báo cáo trả cho người bệnh, nhận định nào sau đây là CHÍNH XÁC theo tài liệu quy định? Câu</w:t>
+      </w:r>
+      <w:r>
+        <w:rPr>
+          <w:rFonts w:eastAsia="Times New Roman" w:cs="Times New Roman"/>
+          <w:b/>
+          <w:bCs/>
+          <w:szCs w:val="26"/>
+          <w:shd w:fill="auto" w:val="clear"/>
+          <w:lang w:val="vi-VN"/>
+        </w:rPr>
         <w:t xml:space="preserve"> hỏi sai đơn vị, đơn vị tính đang sử dụng của BiliT là µmol/L</w:t>
       </w:r>
     </w:p>
     <w:p>
       <w:pPr>
-        <w:spacing w:before="60" w:after="60" w:line="276" w:lineRule="auto"/>
-        <w:contextualSpacing/>
-        <w:rPr>
-          <w:rFonts w:eastAsia="Times New Roman" w:cs="Times New Roman"/>
-          <w:bCs/>
-          <w:color w:val="0000FF"/>
-          <w:szCs w:val="26"/>
-        </w:rPr>
-      </w:pPr>
-      <w:r>
-        <w:rPr>
-          <w:rFonts w:eastAsia="Times New Roman" w:cs="Times New Roman"/>
-          <w:bCs/>
-          <w:color w:val="0000FF"/>
-          <w:szCs w:val="26"/>
-        </w:rPr>
-        <w:t xml:space="preserve">A. Kết quả nằm trong giới hạn trị số bình thường vì &lt; 17.1 pmol/L. </w:t>
-      </w:r>
-    </w:p>
-    <w:p>
-      <w:pPr>
-        <w:spacing w:before="60" w:after="60" w:line="276" w:lineRule="auto"/>
+        <w:pStyle w:val="Normal"/>
+        <w:spacing w:lineRule="auto" w:line="276" w:before="60" w:after="60"/>
+        <w:contextualSpacing/>
+        <w:rPr>
+          <w:color w:val="FF0000"/>
+          <w:highlight w:val="none"/>
+          <w:shd w:fill="auto" w:val="clear"/>
+        </w:rPr>
+      </w:pPr>
+      <w:r>
+        <w:rPr>
+          <w:rFonts w:eastAsia="Times New Roman" w:cs="Times New Roman"/>
+          <w:bCs/>
+          <w:color w:val="FF0000"/>
+          <w:szCs w:val="26"/>
+          <w:shd w:fill="auto" w:val="clear"/>
+        </w:rPr>
+        <w:t xml:space="preserve">A. Kết quả nằm trong giới hạn trị số bình thường vì &lt; 17.1 </w:t>
+      </w:r>
+      <w:r>
+        <w:rPr>
+          <w:rFonts w:eastAsia="Times New Roman" w:cs="Times New Roman"/>
+          <w:bCs/>
+          <w:color w:val="FF0000"/>
+          <w:szCs w:val="26"/>
+          <w:shd w:fill="auto" w:val="clear"/>
+          <w:lang w:val="vi-VN"/>
+        </w:rPr>
+        <w:t>µ</w:t>
+      </w:r>
+      <w:r>
+        <w:rPr>
+          <w:rFonts w:eastAsia="Times New Roman" w:cs="Times New Roman"/>
+          <w:bCs/>
+          <w:color w:val="FF0000"/>
+          <w:szCs w:val="26"/>
+          <w:shd w:fill="auto" w:val="clear"/>
+        </w:rPr>
+        <w:t xml:space="preserve">mol/L. </w:t>
+      </w:r>
+    </w:p>
+    <w:p>
+      <w:pPr>
+        <w:pStyle w:val="Normal"/>
+        <w:spacing w:lineRule="auto" w:line="276" w:before="60" w:after="60"/>
         <w:contextualSpacing/>
         <w:rPr>
           <w:rFonts w:eastAsia="Times New Roman" w:cs="Times New Roman"/>
@@ -1112,7 +1268,8 @@
     </w:p>
     <w:p>
       <w:pPr>
-        <w:spacing w:before="60" w:after="60" w:line="276" w:lineRule="auto"/>
+        <w:pStyle w:val="Normal"/>
+        <w:spacing w:lineRule="auto" w:line="276" w:before="60" w:after="60"/>
         <w:contextualSpacing/>
         <w:rPr>
           <w:rFonts w:eastAsia="Times New Roman" w:cs="Times New Roman"/>
@@ -1129,7 +1286,8 @@
     </w:p>
     <w:p>
       <w:pPr>
-        <w:spacing w:before="60" w:after="60" w:line="276" w:lineRule="auto"/>
+        <w:pStyle w:val="Normal"/>
+        <w:spacing w:lineRule="auto" w:line="276" w:before="60" w:after="60"/>
         <w:contextualSpacing/>
         <w:rPr>
           <w:rFonts w:eastAsia="Times New Roman" w:cs="Times New Roman"/>
@@ -1146,41 +1304,52 @@
     </w:p>
     <w:p>
       <w:pPr>
+        <w:pStyle w:val="Normal"/>
+        <w:spacing w:before="0" w:after="120"/>
         <w:rPr>
           <w:rFonts w:cs="Times New Roman"/>
           <w:szCs w:val="26"/>
         </w:rPr>
       </w:pPr>
+      <w:r>
+        <w:rPr>
+          <w:rFonts w:cs="Times New Roman"/>
+          <w:szCs w:val="26"/>
+        </w:rPr>
+      </w:r>
     </w:p>
     <w:sectPr>
-      <w:pgSz w:w="11907" w:h="16840" w:code="9"/>
-      <w:pgMar w:top="1134" w:right="1134" w:bottom="1134" w:left="1701" w:header="720" w:footer="720" w:gutter="0"/>
-      <w:cols w:space="720"/>
-      <w:docGrid w:linePitch="360"/>
+      <w:type w:val="nextPage"/>
+      <w:pgSz w:w="11906" w:h="16838"/>
+      <w:pgMar w:left="1701" w:right="1134" w:gutter="0" w:header="0" w:top="1134" w:footer="0" w:bottom="1134"/>
+      <w:pgNumType w:fmt="decimal"/>
+      <w:formProt w:val="false"/>
+      <w:textDirection w:val="lrTb"/>
+      <w:docGrid w:type="default" w:linePitch="360" w:charSpace="0"/>
     </w:sectPr>
   </w:body>
 </w:document>
 </file>
 
 <file path=word/numbering.xml><?xml version="1.0" encoding="utf-8"?>
-<w:numbering xmlns:wpc="http://schemas.microsoft.com/office/word/2010/wordprocessingCanvas" xmlns:cx="http://schemas.microsoft.com/office/drawing/2014/chartex" xmlns:mc="http://schemas.openxmlformats.org/markup-compatibility/2006" xmlns:o="urn:schemas-microsoft-com:office:office" xmlns:r="http://schemas.openxmlformats.org/officeDocument/2006/relationships" xmlns:m="http://schemas.openxmlformats.org/officeDocument/2006/math" xmlns:v="urn:schemas-microsoft-com:vml" xmlns:wp14="http://schemas.microsoft.com/office/word/2010/wordprocessingDrawing" xmlns:wp="http://schemas.openxmlformats.org/drawingml/2006/wordprocessingDrawing" xmlns:w10="urn:schemas-microsoft-com:office:word" xmlns:w="http://schemas.openxmlformats.org/wordprocessingml/2006/main" xmlns:w14="http://schemas.microsoft.com/office/word/2010/wordml" xmlns:w15="http://schemas.microsoft.com/office/word/2012/wordml" xmlns:w16se="http://schemas.microsoft.com/office/word/2015/wordml/symex" xmlns:wpg="http://schemas.microsoft.com/office/word/2010/wordprocessingGroup" xmlns:wpi="http://schemas.microsoft.com/office/word/2010/wordprocessingInk" xmlns:wne="http://schemas.microsoft.com/office/word/2006/wordml" xmlns:wps="http://schemas.microsoft.com/office/word/2010/wordprocessingShape" mc:Ignorable="w14 w15 w16se wp14">
-  <w:abstractNum w:abstractNumId="0" w15:restartNumberingAfterBreak="0">
-    <w:nsid w:val="25607D77"/>
-    <w:multiLevelType w:val="multilevel"/>
-    <w:tmpl w:val="25607D77"/>
+<w:numbering xmlns:w="http://schemas.openxmlformats.org/wordprocessingml/2006/main" xmlns:o="urn:schemas-microsoft-com:office:office" xmlns:r="http://schemas.openxmlformats.org/officeDocument/2006/relationships" xmlns:v="urn:schemas-microsoft-com:vml" xmlns:mc="http://schemas.openxmlformats.org/markup-compatibility/2006" xmlns:w14="http://schemas.microsoft.com/office/word/2010/wordml" mc:Ignorable="w14">
+  <w:abstractNum w:abstractNumId="1">
     <w:lvl w:ilvl="0">
       <w:start w:val="1"/>
       <w:numFmt w:val="decimal"/>
       <w:suff w:val="space"/>
       <w:lvlText w:val="Câu %1:"/>
-      <w:lvlJc w:val="left"/>
-      <w:pPr>
-        <w:ind w:left="0" w:firstLine="0"/>
+      <w:lvlJc w:val="start"/>
+      <w:pPr>
+        <w:tabs>
+          <w:tab w:val="num" w:pos="0"/>
+        </w:tabs>
+        <w:ind w:start="0" w:hanging="0"/>
       </w:pPr>
       <w:rPr>
-        <w:rFonts w:ascii="Times New Roman" w:hAnsi="Times New Roman" w:hint="default"/>
+        <w:rFonts w:ascii="Times New Roman" w:hAnsi="Times New Roman"/>
         <w:b/>
-        <w:i w:val="0"/>
+        <w:i w:val="false"/>
         <w:color w:val="auto"/>
         <w:sz w:val="26"/>
         <w:u w:val="single"/>
@@ -1191,14 +1360,16 @@
       <w:numFmt w:val="upperLetter"/>
       <w:suff w:val="space"/>
       <w:lvlText w:val="%2."/>
-      <w:lvlJc w:val="left"/>
-      <w:pPr>
-        <w:ind w:left="563" w:firstLine="97"/>
+      <w:lvlJc w:val="start"/>
+      <w:pPr>
+        <w:tabs>
+          <w:tab w:val="num" w:pos="0"/>
+        </w:tabs>
+        <w:ind w:start="563" w:firstLine="97"/>
       </w:pPr>
       <w:rPr>
-        <w:rFonts w:hint="default"/>
-        <w:b w:val="0"/>
-        <w:bCs w:val="0"/>
+        <w:b w:val="false"/>
+        <w:bCs w:val="false"/>
         <w:color w:val="auto"/>
       </w:rPr>
     </w:lvl>
@@ -1206,99 +1377,228 @@
       <w:start w:val="1"/>
       <w:numFmt w:val="lowerRoman"/>
       <w:lvlText w:val="%3)"/>
-      <w:lvlJc w:val="left"/>
-      <w:pPr>
-        <w:ind w:left="1080" w:hanging="360"/>
-      </w:pPr>
-      <w:rPr>
-        <w:rFonts w:hint="default"/>
-      </w:rPr>
+      <w:lvlJc w:val="start"/>
+      <w:pPr>
+        <w:tabs>
+          <w:tab w:val="num" w:pos="0"/>
+        </w:tabs>
+        <w:ind w:start="1080" w:hanging="360"/>
+      </w:pPr>
+      <w:rPr/>
     </w:lvl>
     <w:lvl w:ilvl="3">
       <w:start w:val="1"/>
       <w:numFmt w:val="decimal"/>
       <w:lvlText w:val="(%4)"/>
-      <w:lvlJc w:val="left"/>
-      <w:pPr>
-        <w:ind w:left="1440" w:hanging="360"/>
-      </w:pPr>
-      <w:rPr>
-        <w:rFonts w:hint="default"/>
-      </w:rPr>
+      <w:lvlJc w:val="start"/>
+      <w:pPr>
+        <w:tabs>
+          <w:tab w:val="num" w:pos="0"/>
+        </w:tabs>
+        <w:ind w:start="1440" w:hanging="360"/>
+      </w:pPr>
+      <w:rPr/>
     </w:lvl>
     <w:lvl w:ilvl="4">
       <w:start w:val="1"/>
       <w:numFmt w:val="lowerLetter"/>
       <w:lvlText w:val="(%5)"/>
-      <w:lvlJc w:val="left"/>
-      <w:pPr>
-        <w:ind w:left="1800" w:hanging="360"/>
-      </w:pPr>
-      <w:rPr>
-        <w:rFonts w:hint="default"/>
-      </w:rPr>
+      <w:lvlJc w:val="start"/>
+      <w:pPr>
+        <w:tabs>
+          <w:tab w:val="num" w:pos="0"/>
+        </w:tabs>
+        <w:ind w:start="1800" w:hanging="360"/>
+      </w:pPr>
+      <w:rPr/>
     </w:lvl>
     <w:lvl w:ilvl="5">
       <w:start w:val="1"/>
       <w:numFmt w:val="lowerRoman"/>
       <w:lvlText w:val="(%6)"/>
-      <w:lvlJc w:val="left"/>
-      <w:pPr>
-        <w:ind w:left="2160" w:hanging="360"/>
-      </w:pPr>
-      <w:rPr>
-        <w:rFonts w:hint="default"/>
-      </w:rPr>
+      <w:lvlJc w:val="start"/>
+      <w:pPr>
+        <w:tabs>
+          <w:tab w:val="num" w:pos="0"/>
+        </w:tabs>
+        <w:ind w:start="2160" w:hanging="360"/>
+      </w:pPr>
+      <w:rPr/>
     </w:lvl>
     <w:lvl w:ilvl="6">
       <w:start w:val="1"/>
       <w:numFmt w:val="decimal"/>
       <w:lvlText w:val="%7."/>
-      <w:lvlJc w:val="left"/>
-      <w:pPr>
-        <w:ind w:left="2520" w:hanging="360"/>
-      </w:pPr>
-      <w:rPr>
-        <w:rFonts w:hint="default"/>
-      </w:rPr>
+      <w:lvlJc w:val="start"/>
+      <w:pPr>
+        <w:tabs>
+          <w:tab w:val="num" w:pos="0"/>
+        </w:tabs>
+        <w:ind w:start="2520" w:hanging="360"/>
+      </w:pPr>
+      <w:rPr/>
     </w:lvl>
     <w:lvl w:ilvl="7">
       <w:start w:val="1"/>
       <w:numFmt w:val="lowerLetter"/>
       <w:lvlText w:val="%8."/>
-      <w:lvlJc w:val="left"/>
-      <w:pPr>
-        <w:ind w:left="2880" w:hanging="360"/>
-      </w:pPr>
-      <w:rPr>
-        <w:rFonts w:hint="default"/>
-      </w:rPr>
+      <w:lvlJc w:val="start"/>
+      <w:pPr>
+        <w:tabs>
+          <w:tab w:val="num" w:pos="0"/>
+        </w:tabs>
+        <w:ind w:start="2880" w:hanging="360"/>
+      </w:pPr>
+      <w:rPr/>
     </w:lvl>
     <w:lvl w:ilvl="8">
       <w:start w:val="1"/>
       <w:numFmt w:val="lowerRoman"/>
       <w:lvlText w:val="%9."/>
-      <w:lvlJc w:val="left"/>
-      <w:pPr>
-        <w:ind w:left="3240" w:hanging="360"/>
-      </w:pPr>
-      <w:rPr>
-        <w:rFonts w:hint="default"/>
-      </w:rPr>
+      <w:lvlJc w:val="start"/>
+      <w:pPr>
+        <w:tabs>
+          <w:tab w:val="num" w:pos="0"/>
+        </w:tabs>
+        <w:ind w:start="3240" w:hanging="360"/>
+      </w:pPr>
+      <w:rPr/>
+    </w:lvl>
+  </w:abstractNum>
+  <w:abstractNum w:abstractNumId="2">
+    <w:lvl w:ilvl="0">
+      <w:start w:val="1"/>
+      <w:numFmt w:val="none"/>
+      <w:suff w:val="nothing"/>
+      <w:lvlText w:val=""/>
+      <w:lvlJc w:val="start"/>
+      <w:pPr>
+        <w:tabs>
+          <w:tab w:val="num" w:pos="0"/>
+        </w:tabs>
+        <w:ind w:start="0" w:hanging="0"/>
+      </w:pPr>
+    </w:lvl>
+    <w:lvl w:ilvl="1">
+      <w:start w:val="1"/>
+      <w:numFmt w:val="none"/>
+      <w:suff w:val="nothing"/>
+      <w:lvlText w:val=""/>
+      <w:lvlJc w:val="start"/>
+      <w:pPr>
+        <w:tabs>
+          <w:tab w:val="num" w:pos="0"/>
+        </w:tabs>
+        <w:ind w:start="0" w:hanging="0"/>
+      </w:pPr>
+    </w:lvl>
+    <w:lvl w:ilvl="2">
+      <w:start w:val="1"/>
+      <w:numFmt w:val="none"/>
+      <w:suff w:val="nothing"/>
+      <w:lvlText w:val=""/>
+      <w:lvlJc w:val="start"/>
+      <w:pPr>
+        <w:tabs>
+          <w:tab w:val="num" w:pos="0"/>
+        </w:tabs>
+        <w:ind w:start="0" w:hanging="0"/>
+      </w:pPr>
+    </w:lvl>
+    <w:lvl w:ilvl="3">
+      <w:start w:val="1"/>
+      <w:numFmt w:val="none"/>
+      <w:suff w:val="nothing"/>
+      <w:lvlText w:val=""/>
+      <w:lvlJc w:val="start"/>
+      <w:pPr>
+        <w:tabs>
+          <w:tab w:val="num" w:pos="0"/>
+        </w:tabs>
+        <w:ind w:start="0" w:hanging="0"/>
+      </w:pPr>
+    </w:lvl>
+    <w:lvl w:ilvl="4">
+      <w:start w:val="1"/>
+      <w:numFmt w:val="none"/>
+      <w:suff w:val="nothing"/>
+      <w:lvlText w:val=""/>
+      <w:lvlJc w:val="start"/>
+      <w:pPr>
+        <w:tabs>
+          <w:tab w:val="num" w:pos="0"/>
+        </w:tabs>
+        <w:ind w:start="0" w:hanging="0"/>
+      </w:pPr>
+    </w:lvl>
+    <w:lvl w:ilvl="5">
+      <w:start w:val="1"/>
+      <w:numFmt w:val="none"/>
+      <w:suff w:val="nothing"/>
+      <w:lvlText w:val=""/>
+      <w:lvlJc w:val="start"/>
+      <w:pPr>
+        <w:tabs>
+          <w:tab w:val="num" w:pos="0"/>
+        </w:tabs>
+        <w:ind w:start="0" w:hanging="0"/>
+      </w:pPr>
+    </w:lvl>
+    <w:lvl w:ilvl="6">
+      <w:start w:val="1"/>
+      <w:numFmt w:val="none"/>
+      <w:suff w:val="nothing"/>
+      <w:lvlText w:val=""/>
+      <w:lvlJc w:val="start"/>
+      <w:pPr>
+        <w:tabs>
+          <w:tab w:val="num" w:pos="0"/>
+        </w:tabs>
+        <w:ind w:start="0" w:hanging="0"/>
+      </w:pPr>
+    </w:lvl>
+    <w:lvl w:ilvl="7">
+      <w:start w:val="1"/>
+      <w:numFmt w:val="none"/>
+      <w:suff w:val="nothing"/>
+      <w:lvlText w:val=""/>
+      <w:lvlJc w:val="start"/>
+      <w:pPr>
+        <w:tabs>
+          <w:tab w:val="num" w:pos="0"/>
+        </w:tabs>
+        <w:ind w:start="0" w:hanging="0"/>
+      </w:pPr>
+    </w:lvl>
+    <w:lvl w:ilvl="8">
+      <w:start w:val="1"/>
+      <w:numFmt w:val="none"/>
+      <w:suff w:val="nothing"/>
+      <w:lvlText w:val=""/>
+      <w:lvlJc w:val="start"/>
+      <w:pPr>
+        <w:tabs>
+          <w:tab w:val="num" w:pos="0"/>
+        </w:tabs>
+        <w:ind w:start="0" w:hanging="0"/>
+      </w:pPr>
     </w:lvl>
   </w:abstractNum>
   <w:num w:numId="1">
-    <w:abstractNumId w:val="0"/>
+    <w:abstractNumId w:val="1"/>
+  </w:num>
+  <w:num w:numId="2">
+    <w:abstractNumId w:val="2"/>
   </w:num>
 </w:numbering>
 </file>
 
 <file path=word/styles.xml><?xml version="1.0" encoding="utf-8"?>
-<w:styles xmlns:mc="http://schemas.openxmlformats.org/markup-compatibility/2006" xmlns:r="http://schemas.openxmlformats.org/officeDocument/2006/relationships" xmlns:w="http://schemas.openxmlformats.org/wordprocessingml/2006/main" xmlns:w14="http://schemas.microsoft.com/office/word/2010/wordml" xmlns:w15="http://schemas.microsoft.com/office/word/2012/wordml" xmlns:w16se="http://schemas.microsoft.com/office/word/2015/wordml/symex" mc:Ignorable="w14 w15 w16se">
+<w:styles xmlns:w="http://schemas.openxmlformats.org/wordprocessingml/2006/main" xmlns:w14="http://schemas.microsoft.com/office/word/2010/wordml" xmlns:mc="http://schemas.openxmlformats.org/markup-compatibility/2006" mc:Ignorable="w14">
   <w:docDefaults>
     <w:rPrDefault>
       <w:rPr>
-        <w:rFonts w:asciiTheme="minorHAnsi" w:eastAsiaTheme="minorHAnsi" w:hAnsiTheme="minorHAnsi" w:cstheme="minorBidi"/>
+        <w:rFonts w:ascii="Calibri" w:hAnsi="Calibri" w:eastAsia="Calibri" w:cs="" w:asciiTheme="minorHAnsi" w:cstheme="minorBidi" w:eastAsiaTheme="minorHAnsi" w:hAnsiTheme="minorHAnsi"/>
         <w:sz w:val="22"/>
         <w:szCs w:val="22"/>
         <w:lang w:val="en-US" w:eastAsia="en-US" w:bidi="ar-SA"/>
@@ -1306,21 +1606,21 @@
     </w:rPrDefault>
     <w:pPrDefault>
       <w:pPr>
-        <w:spacing w:after="160" w:line="259" w:lineRule="auto"/>
+        <w:suppressAutoHyphens w:val="true"/>
       </w:pPr>
     </w:pPrDefault>
   </w:docDefaults>
   <w:latentStyles w:defLockedState="0" w:defUIPriority="99" w:defSemiHidden="0" w:defUnhideWhenUsed="0" w:defQFormat="0" w:count="371">
     <w:lsdException w:name="Normal" w:uiPriority="0" w:qFormat="1"/>
     <w:lsdException w:name="heading 1" w:uiPriority="9" w:qFormat="1"/>
-    <w:lsdException w:name="heading 2" w:semiHidden="1" w:uiPriority="9" w:unhideWhenUsed="1" w:qFormat="1"/>
-    <w:lsdException w:name="heading 3" w:semiHidden="1" w:uiPriority="9" w:unhideWhenUsed="1" w:qFormat="1"/>
-    <w:lsdException w:name="heading 4" w:semiHidden="1" w:uiPriority="9" w:unhideWhenUsed="1" w:qFormat="1"/>
-    <w:lsdException w:name="heading 5" w:semiHidden="1" w:uiPriority="9" w:unhideWhenUsed="1" w:qFormat="1"/>
-    <w:lsdException w:name="heading 6" w:semiHidden="1" w:uiPriority="9" w:unhideWhenUsed="1" w:qFormat="1"/>
-    <w:lsdException w:name="heading 7" w:semiHidden="1" w:uiPriority="9" w:unhideWhenUsed="1" w:qFormat="1"/>
-    <w:lsdException w:name="heading 8" w:semiHidden="1" w:uiPriority="9" w:unhideWhenUsed="1" w:qFormat="1"/>
-    <w:lsdException w:name="heading 9" w:semiHidden="1" w:uiPriority="9" w:unhideWhenUsed="1" w:qFormat="1"/>
+    <w:lsdException w:name="heading 2" w:uiPriority="9" w:semiHidden="1" w:unhideWhenUsed="1" w:qFormat="1"/>
+    <w:lsdException w:name="heading 3" w:uiPriority="9" w:semiHidden="1" w:unhideWhenUsed="1" w:qFormat="1"/>
+    <w:lsdException w:name="heading 4" w:uiPriority="9" w:semiHidden="1" w:unhideWhenUsed="1" w:qFormat="1"/>
+    <w:lsdException w:name="heading 5" w:uiPriority="9" w:semiHidden="1" w:unhideWhenUsed="1" w:qFormat="1"/>
+    <w:lsdException w:name="heading 6" w:uiPriority="9" w:semiHidden="1" w:unhideWhenUsed="1" w:qFormat="1"/>
+    <w:lsdException w:name="heading 7" w:uiPriority="9" w:semiHidden="1" w:unhideWhenUsed="1" w:qFormat="1"/>
+    <w:lsdException w:name="heading 8" w:uiPriority="9" w:semiHidden="1" w:unhideWhenUsed="1" w:qFormat="1"/>
+    <w:lsdException w:name="heading 9" w:uiPriority="9" w:semiHidden="1" w:unhideWhenUsed="1" w:qFormat="1"/>
     <w:lsdException w:name="index 1" w:semiHidden="1" w:unhideWhenUsed="1"/>
     <w:lsdException w:name="index 2" w:semiHidden="1" w:unhideWhenUsed="1"/>
     <w:lsdException w:name="index 3" w:semiHidden="1" w:unhideWhenUsed="1"/>
@@ -1330,22 +1630,22 @@
     <w:lsdException w:name="index 7" w:semiHidden="1" w:unhideWhenUsed="1"/>
     <w:lsdException w:name="index 8" w:semiHidden="1" w:unhideWhenUsed="1"/>
     <w:lsdException w:name="index 9" w:semiHidden="1" w:unhideWhenUsed="1"/>
-    <w:lsdException w:name="toc 1" w:semiHidden="1" w:uiPriority="39" w:unhideWhenUsed="1"/>
-    <w:lsdException w:name="toc 2" w:semiHidden="1" w:uiPriority="39" w:unhideWhenUsed="1"/>
-    <w:lsdException w:name="toc 3" w:semiHidden="1" w:uiPriority="39" w:unhideWhenUsed="1"/>
-    <w:lsdException w:name="toc 4" w:semiHidden="1" w:uiPriority="39" w:unhideWhenUsed="1"/>
-    <w:lsdException w:name="toc 5" w:semiHidden="1" w:uiPriority="39" w:unhideWhenUsed="1"/>
-    <w:lsdException w:name="toc 6" w:semiHidden="1" w:uiPriority="39" w:unhideWhenUsed="1"/>
-    <w:lsdException w:name="toc 7" w:semiHidden="1" w:uiPriority="39" w:unhideWhenUsed="1"/>
-    <w:lsdException w:name="toc 8" w:semiHidden="1" w:uiPriority="39" w:unhideWhenUsed="1"/>
-    <w:lsdException w:name="toc 9" w:semiHidden="1" w:uiPriority="39" w:unhideWhenUsed="1"/>
+    <w:lsdException w:name="toc 1" w:uiPriority="39" w:semiHidden="1" w:unhideWhenUsed="1"/>
+    <w:lsdException w:name="toc 2" w:uiPriority="39" w:semiHidden="1" w:unhideWhenUsed="1"/>
+    <w:lsdException w:name="toc 3" w:uiPriority="39" w:semiHidden="1" w:unhideWhenUsed="1"/>
+    <w:lsdException w:name="toc 4" w:uiPriority="39" w:semiHidden="1" w:unhideWhenUsed="1"/>
+    <w:lsdException w:name="toc 5" w:uiPriority="39" w:semiHidden="1" w:unhideWhenUsed="1"/>
+    <w:lsdException w:name="toc 6" w:uiPriority="39" w:semiHidden="1" w:unhideWhenUsed="1"/>
+    <w:lsdException w:name="toc 7" w:uiPriority="39" w:semiHidden="1" w:unhideWhenUsed="1"/>
+    <w:lsdException w:name="toc 8" w:uiPriority="39" w:semiHidden="1" w:unhideWhenUsed="1"/>
+    <w:lsdException w:name="toc 9" w:uiPriority="39" w:semiHidden="1" w:unhideWhenUsed="1"/>
     <w:lsdException w:name="Normal Indent" w:semiHidden="1" w:unhideWhenUsed="1"/>
     <w:lsdException w:name="footnote text" w:semiHidden="1" w:unhideWhenUsed="1"/>
     <w:lsdException w:name="annotation text" w:semiHidden="1" w:unhideWhenUsed="1"/>
     <w:lsdException w:name="header" w:semiHidden="1" w:unhideWhenUsed="1"/>
     <w:lsdException w:name="footer" w:semiHidden="1" w:unhideWhenUsed="1"/>
     <w:lsdException w:name="index heading" w:semiHidden="1" w:unhideWhenUsed="1"/>
-    <w:lsdException w:name="caption" w:semiHidden="1" w:uiPriority="35" w:unhideWhenUsed="1" w:qFormat="1"/>
+    <w:lsdException w:name="caption" w:uiPriority="35" w:semiHidden="1" w:unhideWhenUsed="1" w:qFormat="1"/>
     <w:lsdException w:name="table of figures" w:semiHidden="1" w:unhideWhenUsed="1"/>
     <w:lsdException w:name="envelope address" w:semiHidden="1" w:unhideWhenUsed="1"/>
     <w:lsdException w:name="envelope return" w:semiHidden="1" w:unhideWhenUsed="1"/>
@@ -1376,7 +1676,7 @@
     <w:lsdException w:name="Title" w:uiPriority="10" w:qFormat="1"/>
     <w:lsdException w:name="Closing" w:semiHidden="1" w:unhideWhenUsed="1"/>
     <w:lsdException w:name="Signature" w:semiHidden="1" w:unhideWhenUsed="1"/>
-    <w:lsdException w:name="Default Paragraph Font" w:semiHidden="1" w:uiPriority="1" w:unhideWhenUsed="1"/>
+    <w:lsdException w:name="Default Paragraph Font" w:uiPriority="1" w:semiHidden="1" w:unhideWhenUsed="1"/>
     <w:lsdException w:name="Body Text" w:semiHidden="1" w:unhideWhenUsed="1"/>
     <w:lsdException w:name="Body Text Indent" w:semiHidden="1" w:unhideWhenUsed="1"/>
     <w:lsdException w:name="List Continue" w:semiHidden="1" w:unhideWhenUsed="1"/>
@@ -1576,8 +1876,8 @@
     <w:lsdException w:name="Subtle Reference" w:uiPriority="31" w:qFormat="1"/>
     <w:lsdException w:name="Intense Reference" w:uiPriority="32" w:qFormat="1"/>
     <w:lsdException w:name="Book Title" w:uiPriority="33" w:qFormat="1"/>
-    <w:lsdException w:name="Bibliography" w:semiHidden="1" w:uiPriority="37" w:unhideWhenUsed="1"/>
-    <w:lsdException w:name="TOC Heading" w:semiHidden="1" w:uiPriority="39" w:unhideWhenUsed="1" w:qFormat="1"/>
+    <w:lsdException w:name="Bibliography" w:uiPriority="37" w:semiHidden="1" w:unhideWhenUsed="1"/>
+    <w:lsdException w:name="TOC Heading" w:uiPriority="39" w:semiHidden="1" w:unhideWhenUsed="1" w:qFormat="1"/>
     <w:lsdException w:name="Plain Table 1" w:uiPriority="41"/>
     <w:lsdException w:name="Plain Table 2" w:uiPriority="42"/>
     <w:lsdException w:name="Plain Table 3" w:uiPriority="43"/>
@@ -1683,17 +1983,23 @@
     <w:lsdException w:name="List Table 6 Colorful Accent 6" w:uiPriority="51"/>
     <w:lsdException w:name="List Table 7 Colorful Accent 6" w:uiPriority="52"/>
   </w:latentStyles>
-  <w:style w:type="paragraph" w:default="1" w:styleId="Normal">
+  <w:style w:type="paragraph" w:styleId="Normal" w:default="1">
     <w:name w:val="Normal"/>
     <w:qFormat/>
-    <w:rsid w:val="00C12B7E"/>
+    <w:rsid w:val="00c12b7e"/>
     <w:pPr>
-      <w:spacing w:after="120" w:line="324" w:lineRule="auto"/>
+      <w:widowControl/>
+      <w:bidi w:val="0"/>
+      <w:spacing w:lineRule="auto" w:line="324" w:before="0" w:after="120"/>
       <w:jc w:val="both"/>
     </w:pPr>
     <w:rPr>
-      <w:rFonts w:ascii="Times New Roman" w:hAnsi="Times New Roman"/>
+      <w:rFonts w:ascii="Times New Roman" w:hAnsi="Times New Roman" w:eastAsia="Calibri" w:cs="" w:cstheme="minorBidi" w:eastAsiaTheme="minorHAnsi"/>
+      <w:color w:val="auto"/>
+      <w:kern w:val="0"/>
       <w:sz w:val="26"/>
+      <w:szCs w:val="22"/>
+      <w:lang w:val="en-US" w:eastAsia="en-US" w:bidi="ar-SA"/>
     </w:rPr>
   </w:style>
   <w:style w:type="paragraph" w:styleId="Heading1">
@@ -1704,16 +2010,16 @@
     <w:autoRedefine/>
     <w:uiPriority w:val="9"/>
     <w:qFormat/>
-    <w:rsid w:val="00C12B7E"/>
+    <w:rsid w:val="00c12b7e"/>
     <w:pPr>
-      <w:keepNext/>
+      <w:keepNext w:val="true"/>
       <w:keepLines/>
       <w:spacing w:before="240" w:after="0"/>
-      <w:jc w:val="left"/>
+      <w:jc w:val="start"/>
       <w:outlineLvl w:val="0"/>
     </w:pPr>
     <w:rPr>
-      <w:rFonts w:eastAsiaTheme="majorEastAsia" w:cstheme="majorBidi"/>
+      <w:rFonts w:eastAsia="" w:cs="" w:cstheme="majorBidi" w:eastAsiaTheme="majorEastAsia"/>
       <w:b/>
       <w:szCs w:val="32"/>
     </w:rPr>
@@ -1728,16 +2034,16 @@
     <w:semiHidden/>
     <w:unhideWhenUsed/>
     <w:qFormat/>
-    <w:rsid w:val="00C12B7E"/>
+    <w:rsid w:val="00c12b7e"/>
     <w:pPr>
-      <w:keepNext/>
+      <w:keepNext w:val="true"/>
       <w:keepLines/>
       <w:spacing w:before="120" w:after="0"/>
-      <w:jc w:val="left"/>
+      <w:jc w:val="start"/>
       <w:outlineLvl w:val="1"/>
     </w:pPr>
     <w:rPr>
-      <w:rFonts w:eastAsiaTheme="majorEastAsia" w:cstheme="majorBidi"/>
+      <w:rFonts w:eastAsia="" w:cs="" w:cstheme="majorBidi" w:eastAsiaTheme="majorEastAsia"/>
       <w:b/>
       <w:szCs w:val="26"/>
     </w:rPr>
@@ -1751,26 +2057,158 @@
     <w:uiPriority w:val="9"/>
     <w:unhideWhenUsed/>
     <w:qFormat/>
-    <w:rsid w:val="00C12B7E"/>
+    <w:rsid w:val="00c12b7e"/>
     <w:pPr>
-      <w:keepNext/>
+      <w:keepNext w:val="true"/>
       <w:keepLines/>
       <w:spacing w:before="120" w:after="0"/>
-      <w:jc w:val="left"/>
+      <w:jc w:val="start"/>
       <w:outlineLvl w:val="2"/>
     </w:pPr>
     <w:rPr>
-      <w:rFonts w:eastAsiaTheme="majorEastAsia" w:cstheme="majorBidi"/>
+      <w:rFonts w:eastAsia="" w:cs="" w:cstheme="majorBidi" w:eastAsiaTheme="majorEastAsia"/>
       <w:b/>
       <w:i/>
       <w:szCs w:val="24"/>
     </w:rPr>
   </w:style>
-  <w:style w:type="character" w:default="1" w:styleId="DefaultParagraphFont">
+  <w:style w:type="character" w:styleId="DefaultParagraphFont" w:default="1">
     <w:name w:val="Default Paragraph Font"/>
     <w:uiPriority w:val="1"/>
     <w:semiHidden/>
     <w:unhideWhenUsed/>
+    <w:qFormat/>
+    <w:rPr/>
+  </w:style>
+  <w:style w:type="character" w:styleId="Heading1Char" w:customStyle="1">
+    <w:name w:val="Heading 1 Char"/>
+    <w:basedOn w:val="DefaultParagraphFont"/>
+    <w:link w:val="Heading1"/>
+    <w:uiPriority w:val="9"/>
+    <w:qFormat/>
+    <w:rsid w:val="00c12b7e"/>
+    <w:rPr>
+      <w:rFonts w:ascii="Times New Roman" w:hAnsi="Times New Roman" w:eastAsia="" w:cs="" w:cstheme="majorBidi" w:eastAsiaTheme="majorEastAsia"/>
+      <w:b/>
+      <w:sz w:val="26"/>
+      <w:szCs w:val="32"/>
+    </w:rPr>
+  </w:style>
+  <w:style w:type="character" w:styleId="Heading2Char" w:customStyle="1">
+    <w:name w:val="Heading 2 Char"/>
+    <w:basedOn w:val="DefaultParagraphFont"/>
+    <w:link w:val="Heading2"/>
+    <w:uiPriority w:val="9"/>
+    <w:semiHidden/>
+    <w:qFormat/>
+    <w:rsid w:val="00c12b7e"/>
+    <w:rPr>
+      <w:rFonts w:ascii="Times New Roman" w:hAnsi="Times New Roman" w:eastAsia="" w:cs="" w:cstheme="majorBidi" w:eastAsiaTheme="majorEastAsia"/>
+      <w:b/>
+      <w:sz w:val="26"/>
+      <w:szCs w:val="26"/>
+    </w:rPr>
+  </w:style>
+  <w:style w:type="character" w:styleId="Heading3Char" w:customStyle="1">
+    <w:name w:val="Heading 3 Char"/>
+    <w:basedOn w:val="DefaultParagraphFont"/>
+    <w:link w:val="Heading3"/>
+    <w:uiPriority w:val="9"/>
+    <w:qFormat/>
+    <w:rsid w:val="00c12b7e"/>
+    <w:rPr>
+      <w:rFonts w:ascii="Times New Roman" w:hAnsi="Times New Roman" w:eastAsia="" w:cs="" w:cstheme="majorBidi" w:eastAsiaTheme="majorEastAsia"/>
+      <w:b/>
+      <w:i/>
+      <w:sz w:val="26"/>
+      <w:szCs w:val="24"/>
+    </w:rPr>
+  </w:style>
+  <w:style w:type="paragraph" w:styleId="Heading">
+    <w:name w:val="Heading"/>
+    <w:basedOn w:val="Normal"/>
+    <w:next w:val="BodyText"/>
+    <w:qFormat/>
+    <w:pPr>
+      <w:keepNext w:val="true"/>
+      <w:spacing w:before="240" w:after="120"/>
+    </w:pPr>
+    <w:rPr>
+      <w:rFonts w:ascii="Liberation Sans" w:hAnsi="Liberation Sans" w:eastAsia="Noto Sans CJK SC" w:cs="Noto Sans Devanagari"/>
+      <w:sz w:val="28"/>
+      <w:szCs w:val="28"/>
+    </w:rPr>
+  </w:style>
+  <w:style w:type="paragraph" w:styleId="BodyText">
+    <w:name w:val="Body Text"/>
+    <w:basedOn w:val="Normal"/>
+    <w:pPr>
+      <w:spacing w:lineRule="auto" w:line="276" w:before="0" w:after="140"/>
+    </w:pPr>
+    <w:rPr/>
+  </w:style>
+  <w:style w:type="paragraph" w:styleId="List">
+    <w:name w:val="List"/>
+    <w:basedOn w:val="BodyText"/>
+    <w:pPr/>
+    <w:rPr>
+      <w:rFonts w:cs="Noto Sans Devanagari"/>
+    </w:rPr>
+  </w:style>
+  <w:style w:type="paragraph" w:styleId="Caption">
+    <w:name w:val="caption"/>
+    <w:basedOn w:val="Normal"/>
+    <w:qFormat/>
+    <w:pPr>
+      <w:suppressLineNumbers/>
+      <w:spacing w:before="120" w:after="120"/>
+    </w:pPr>
+    <w:rPr>
+      <w:rFonts w:cs="Noto Sans Devanagari"/>
+      <w:i/>
+      <w:iCs/>
+      <w:sz w:val="24"/>
+      <w:szCs w:val="24"/>
+    </w:rPr>
+  </w:style>
+  <w:style w:type="paragraph" w:styleId="Index">
+    <w:name w:val="Index"/>
+    <w:basedOn w:val="Normal"/>
+    <w:qFormat/>
+    <w:pPr>
+      <w:suppressLineNumbers/>
+    </w:pPr>
+    <w:rPr>
+      <w:rFonts w:cs="Noto Sans Devanagari"/>
+    </w:rPr>
+  </w:style>
+  <w:style w:type="paragraph" w:styleId="NoSpacing">
+    <w:name w:val="No Spacing"/>
+    <w:autoRedefine/>
+    <w:uiPriority w:val="1"/>
+    <w:qFormat/>
+    <w:rsid w:val="00c12b7e"/>
+    <w:pPr>
+      <w:widowControl/>
+      <w:bidi w:val="0"/>
+      <w:spacing w:lineRule="auto" w:line="240" w:before="0" w:after="0"/>
+      <w:jc w:val="both"/>
+    </w:pPr>
+    <w:rPr>
+      <w:rFonts w:ascii="Times New Roman" w:hAnsi="Times New Roman" w:eastAsia="Calibri" w:cs="" w:cstheme="minorBidi" w:eastAsiaTheme="minorHAnsi"/>
+      <w:color w:val="auto"/>
+      <w:kern w:val="0"/>
+      <w:sz w:val="26"/>
+      <w:szCs w:val="22"/>
+      <w:lang w:val="en-US" w:eastAsia="en-US" w:bidi="ar-SA"/>
+    </w:rPr>
+  </w:style>
+  <w:style w:type="numbering" w:styleId="NoList" w:default="1">
+    <w:name w:val="No List"/>
+    <w:uiPriority w:val="99"/>
+    <w:semiHidden/>
+    <w:unhideWhenUsed/>
+    <w:qFormat/>
   </w:style>
   <w:style w:type="table" w:default="1" w:styleId="TableNormal">
     <w:name w:val="Normal Table"/>
@@ -1778,7 +2216,6 @@
     <w:semiHidden/>
     <w:unhideWhenUsed/>
     <w:tblPr>
-      <w:tblInd w:w="0" w:type="dxa"/>
       <w:tblCellMar>
         <w:top w:w="0" w:type="dxa"/>
         <w:left w:w="108" w:type="dxa"/>
@@ -1787,80 +2224,18 @@
       </w:tblCellMar>
     </w:tblPr>
   </w:style>
-  <w:style w:type="numbering" w:default="1" w:styleId="NoList">
-    <w:name w:val="No List"/>
-    <w:uiPriority w:val="99"/>
-    <w:semiHidden/>
-    <w:unhideWhenUsed/>
-  </w:style>
-  <w:style w:type="paragraph" w:styleId="NoSpacing">
-    <w:name w:val="No Spacing"/>
-    <w:autoRedefine/>
-    <w:uiPriority w:val="1"/>
-    <w:qFormat/>
-    <w:rsid w:val="00C12B7E"/>
-    <w:pPr>
-      <w:spacing w:after="0" w:line="240" w:lineRule="auto"/>
-      <w:jc w:val="both"/>
-    </w:pPr>
-    <w:rPr>
-      <w:rFonts w:ascii="Times New Roman" w:hAnsi="Times New Roman"/>
-      <w:sz w:val="26"/>
-    </w:rPr>
-  </w:style>
-  <w:style w:type="character" w:customStyle="1" w:styleId="Heading1Char">
-    <w:name w:val="Heading 1 Char"/>
-    <w:basedOn w:val="DefaultParagraphFont"/>
-    <w:link w:val="Heading1"/>
-    <w:uiPriority w:val="9"/>
-    <w:rsid w:val="00C12B7E"/>
-    <w:rPr>
-      <w:rFonts w:ascii="Times New Roman" w:eastAsiaTheme="majorEastAsia" w:hAnsi="Times New Roman" w:cstheme="majorBidi"/>
-      <w:b/>
-      <w:sz w:val="26"/>
-      <w:szCs w:val="32"/>
-    </w:rPr>
-  </w:style>
-  <w:style w:type="character" w:customStyle="1" w:styleId="Heading2Char">
-    <w:name w:val="Heading 2 Char"/>
-    <w:basedOn w:val="DefaultParagraphFont"/>
-    <w:link w:val="Heading2"/>
-    <w:uiPriority w:val="9"/>
-    <w:semiHidden/>
-    <w:rsid w:val="00C12B7E"/>
-    <w:rPr>
-      <w:rFonts w:ascii="Times New Roman" w:eastAsiaTheme="majorEastAsia" w:hAnsi="Times New Roman" w:cstheme="majorBidi"/>
-      <w:b/>
-      <w:sz w:val="26"/>
-      <w:szCs w:val="26"/>
-    </w:rPr>
-  </w:style>
-  <w:style w:type="character" w:customStyle="1" w:styleId="Heading3Char">
-    <w:name w:val="Heading 3 Char"/>
-    <w:basedOn w:val="DefaultParagraphFont"/>
-    <w:link w:val="Heading3"/>
-    <w:uiPriority w:val="9"/>
-    <w:rsid w:val="00C12B7E"/>
-    <w:rPr>
-      <w:rFonts w:ascii="Times New Roman" w:eastAsiaTheme="majorEastAsia" w:hAnsi="Times New Roman" w:cstheme="majorBidi"/>
-      <w:b/>
-      <w:i/>
-      <w:sz w:val="26"/>
-      <w:szCs w:val="24"/>
-    </w:rPr>
-  </w:style>
 </w:styles>
 </file>
 
 <file path=word/theme/theme1.xml><?xml version="1.0" encoding="utf-8"?>
-<a:theme xmlns:a="http://schemas.openxmlformats.org/drawingml/2006/main" name="Office Theme">
+<a:theme xmlns:a="http://schemas.openxmlformats.org/drawingml/2006/main" xmlns:r="http://schemas.openxmlformats.org/officeDocument/2006/relationships" name="Office Theme">
   <a:themeElements>
     <a:clrScheme name="Office">
       <a:dk1>
-        <a:sysClr val="windowText" lastClr="000000"/>
+        <a:srgbClr val="000000"/>
       </a:dk1>
       <a:lt1>
-        <a:sysClr val="window" lastClr="FFFFFF"/>
+        <a:srgbClr val="FFFFFF"/>
       </a:lt1>
       <a:dk2>
         <a:srgbClr val="44546A"/>
@@ -1895,119 +2270,55 @@
     </a:clrScheme>
     <a:fontScheme name="Office">
       <a:majorFont>
-        <a:latin typeface="Calibri Light" panose="020F0302020204030204"/>
+        <a:latin typeface="Calibri Light" panose="020F0302020204030204" pitchFamily="0" charset="1"/>
         <a:ea typeface=""/>
         <a:cs typeface=""/>
-        <a:font script="Jpan" typeface="游ゴシック Light"/>
-        <a:font script="Hang" typeface="맑은 고딕"/>
-        <a:font script="Hans" typeface="等线 Light"/>
-        <a:font script="Hant" typeface="新細明體"/>
-        <a:font script="Arab" typeface="Times New Roman"/>
-        <a:font script="Hebr" typeface="Times New Roman"/>
-        <a:font script="Thai" typeface="Angsana New"/>
-        <a:font script="Ethi" typeface="Nyala"/>
-        <a:font script="Beng" typeface="Vrinda"/>
-        <a:font script="Gujr" typeface="Shruti"/>
-        <a:font script="Khmr" typeface="MoolBoran"/>
-        <a:font script="Knda" typeface="Tunga"/>
-        <a:font script="Guru" typeface="Raavi"/>
-        <a:font script="Cans" typeface="Euphemia"/>
-        <a:font script="Cher" typeface="Plantagenet Cherokee"/>
-        <a:font script="Yiii" typeface="Microsoft Yi Baiti"/>
-        <a:font script="Tibt" typeface="Microsoft Himalaya"/>
-        <a:font script="Thaa" typeface="MV Boli"/>
-        <a:font script="Deva" typeface="Mangal"/>
-        <a:font script="Telu" typeface="Gautami"/>
-        <a:font script="Taml" typeface="Latha"/>
-        <a:font script="Syrc" typeface="Estrangelo Edessa"/>
-        <a:font script="Orya" typeface="Kalinga"/>
-        <a:font script="Mlym" typeface="Kartika"/>
-        <a:font script="Laoo" typeface="DokChampa"/>
-        <a:font script="Sinh" typeface="Iskoola Pota"/>
-        <a:font script="Mong" typeface="Mongolian Baiti"/>
-        <a:font script="Viet" typeface="Times New Roman"/>
-        <a:font script="Uigh" typeface="Microsoft Uighur"/>
-        <a:font script="Geor" typeface="Sylfaen"/>
       </a:majorFont>
       <a:minorFont>
-        <a:latin typeface="Calibri" panose="020F0502020204030204"/>
+        <a:latin typeface="Calibri" panose="020F0502020204030204" pitchFamily="0" charset="1"/>
         <a:ea typeface=""/>
         <a:cs typeface=""/>
-        <a:font script="Jpan" typeface="游明朝"/>
-        <a:font script="Hang" typeface="맑은 고딕"/>
-        <a:font script="Hans" typeface="等线"/>
-        <a:font script="Hant" typeface="新細明體"/>
-        <a:font script="Arab" typeface="Arial"/>
-        <a:font script="Hebr" typeface="Arial"/>
-        <a:font script="Thai" typeface="Cordia New"/>
-        <a:font script="Ethi" typeface="Nyala"/>
-        <a:font script="Beng" typeface="Vrinda"/>
-        <a:font script="Gujr" typeface="Shruti"/>
-        <a:font script="Khmr" typeface="DaunPenh"/>
-        <a:font script="Knda" typeface="Tunga"/>
-        <a:font script="Guru" typeface="Raavi"/>
-        <a:font script="Cans" typeface="Euphemia"/>
-        <a:font script="Cher" typeface="Plantagenet Cherokee"/>
-        <a:font script="Yiii" typeface="Microsoft Yi Baiti"/>
-        <a:font script="Tibt" typeface="Microsoft Himalaya"/>
-        <a:font script="Thaa" typeface="MV Boli"/>
-        <a:font script="Deva" typeface="Mangal"/>
-        <a:font script="Telu" typeface="Gautami"/>
-        <a:font script="Taml" typeface="Latha"/>
-        <a:font script="Syrc" typeface="Estrangelo Edessa"/>
-        <a:font script="Orya" typeface="Kalinga"/>
-        <a:font script="Mlym" typeface="Kartika"/>
-        <a:font script="Laoo" typeface="DokChampa"/>
-        <a:font script="Sinh" typeface="Iskoola Pota"/>
-        <a:font script="Mong" typeface="Mongolian Baiti"/>
-        <a:font script="Viet" typeface="Arial"/>
-        <a:font script="Uigh" typeface="Microsoft Uighur"/>
-        <a:font script="Geor" typeface="Sylfaen"/>
       </a:minorFont>
     </a:fontScheme>
-    <a:fmtScheme name="Office">
+    <a:fmtScheme>
       <a:fillStyleLst>
         <a:solidFill>
           <a:schemeClr val="phClr"/>
         </a:solidFill>
-        <a:gradFill rotWithShape="1">
+        <a:gradFill>
           <a:gsLst>
             <a:gs pos="0">
               <a:schemeClr val="phClr">
                 <a:lumMod val="110000"/>
-                <a:satMod val="105000"/>
                 <a:tint val="67000"/>
               </a:schemeClr>
             </a:gs>
             <a:gs pos="50000">
               <a:schemeClr val="phClr">
                 <a:lumMod val="105000"/>
-                <a:satMod val="103000"/>
                 <a:tint val="73000"/>
               </a:schemeClr>
             </a:gs>
             <a:gs pos="100000">
               <a:schemeClr val="phClr">
                 <a:lumMod val="105000"/>
-                <a:satMod val="109000"/>
                 <a:tint val="81000"/>
               </a:schemeClr>
             </a:gs>
           </a:gsLst>
           <a:lin ang="5400000" scaled="0"/>
+          <a:tileRect l="0" t="0" r="0" b="0"/>
         </a:gradFill>
-        <a:gradFill rotWithShape="1">
+        <a:gradFill>
           <a:gsLst>
             <a:gs pos="0">
               <a:schemeClr val="phClr">
-                <a:satMod val="103000"/>
                 <a:lumMod val="102000"/>
                 <a:tint val="94000"/>
               </a:schemeClr>
             </a:gs>
             <a:gs pos="50000">
               <a:schemeClr val="phClr">
-                <a:satMod val="110000"/>
                 <a:lumMod val="100000"/>
                 <a:shade val="100000"/>
               </a:schemeClr>
@@ -2015,33 +2326,24 @@
             <a:gs pos="100000">
               <a:schemeClr val="phClr">
                 <a:lumMod val="99000"/>
-                <a:satMod val="120000"/>
                 <a:shade val="78000"/>
               </a:schemeClr>
             </a:gs>
           </a:gsLst>
           <a:lin ang="5400000" scaled="0"/>
+          <a:tileRect l="0" t="0" r="0" b="0"/>
         </a:gradFill>
       </a:fillStyleLst>
       <a:lnStyleLst>
         <a:ln w="6350" cap="flat" cmpd="sng" algn="ctr">
-          <a:solidFill>
-            <a:schemeClr val="phClr"/>
-          </a:solidFill>
           <a:prstDash val="solid"/>
           <a:miter lim="800000"/>
         </a:ln>
         <a:ln w="12700" cap="flat" cmpd="sng" algn="ctr">
-          <a:solidFill>
-            <a:schemeClr val="phClr"/>
-          </a:solidFill>
           <a:prstDash val="solid"/>
           <a:miter lim="800000"/>
         </a:ln>
         <a:ln w="19050" cap="flat" cmpd="sng" algn="ctr">
-          <a:solidFill>
-            <a:schemeClr val="phClr"/>
-          </a:solidFill>
           <a:prstDash val="solid"/>
           <a:miter lim="800000"/>
         </a:ln>
@@ -2054,13 +2356,7 @@
           <a:effectLst/>
         </a:effectStyle>
         <a:effectStyle>
-          <a:effectLst>
-            <a:outerShdw blurRad="57150" dist="19050" dir="5400000" algn="ctr" rotWithShape="0">
-              <a:srgbClr val="000000">
-                <a:alpha val="63000"/>
-              </a:srgbClr>
-            </a:outerShdw>
-          </a:effectLst>
+          <a:effectLst/>
         </a:effectStyle>
       </a:effectStyleLst>
       <a:bgFillStyleLst>
@@ -2070,15 +2366,13 @@
         <a:solidFill>
           <a:schemeClr val="phClr">
             <a:tint val="95000"/>
-            <a:satMod val="170000"/>
           </a:schemeClr>
         </a:solidFill>
-        <a:gradFill rotWithShape="1">
+        <a:gradFill>
           <a:gsLst>
             <a:gs pos="0">
               <a:schemeClr val="phClr">
                 <a:tint val="93000"/>
-                <a:satMod val="150000"/>
                 <a:shade val="98000"/>
                 <a:lumMod val="102000"/>
               </a:schemeClr>
@@ -2086,7 +2380,6 @@
             <a:gs pos="50000">
               <a:schemeClr val="phClr">
                 <a:tint val="98000"/>
-                <a:satMod val="130000"/>
                 <a:shade val="90000"/>
                 <a:lumMod val="103000"/>
               </a:schemeClr>
@@ -2094,21 +2387,14 @@
             <a:gs pos="100000">
               <a:schemeClr val="phClr">
                 <a:shade val="63000"/>
-                <a:satMod val="120000"/>
               </a:schemeClr>
             </a:gs>
           </a:gsLst>
           <a:lin ang="5400000" scaled="0"/>
+          <a:tileRect l="0" t="0" r="0" b="0"/>
         </a:gradFill>
       </a:bgFillStyleLst>
     </a:fmtScheme>
   </a:themeElements>
-  <a:objectDefaults/>
-  <a:extraClrSchemeLst/>
-  <a:extLst>
-    <a:ext uri="{05A4C25C-085E-4340-85A3-A5531E510DB2}">
-      <thm15:themeFamily xmlns:thm15="http://schemas.microsoft.com/office/thememl/2012/main" name="Office Theme" id="{62F939B6-93AF-4DB8-9C6B-D6C7DFDC589F}" vid="{4A3C46E8-61CC-4603-A589-7422A47A8E4A}"/>
-    </a:ext>
-  </a:extLst>
 </a:theme>
 </file>